--- a/Quanta, Actually - SERIES/QED Course/chapters/Lesson 31 Global U(1) Symmetry.docx
+++ b/Quanta, Actually - SERIES/QED Course/chapters/Lesson 31 Global U(1) Symmetry.docx
@@ -17,7 +17,7 @@
         <w:jc w:val="center"/>
       </w:pPr>
       <w:r>
-        <w:t>Lesson 31 of the Complete Quantum Electrodynamics Course</w:t>
+        <w:t>Lesson 31 of Quantum, Actually, Volume 2: A QED Course</w:t>
       </w:r>
     </w:p>
     <w:p>
@@ -119,7 +119,34 @@
         <w:pStyle w:val="ListBullet"/>
       </w:pPr>
       <w:r>
-        <w:t>Derive the charge selection rule (Q_f − Q_i − q_O)⟨f|O|i⟩ = 0 and apply it to interaction operators.</w:t>
+        <w:t>Derive the charge selection rule (Q</w:t>
+      </w:r>
+      <w:r>
+        <w:rPr>
+          <w:vertAlign w:val="subscript"/>
+        </w:rPr>
+        <w:t>f</w:t>
+      </w:r>
+      <w:r>
+        <w:t xml:space="preserve"> − Q</w:t>
+      </w:r>
+      <w:r>
+        <w:rPr>
+          <w:vertAlign w:val="subscript"/>
+        </w:rPr>
+        <w:t>i</w:t>
+      </w:r>
+      <w:r>
+        <w:t xml:space="preserve"> − q</w:t>
+      </w:r>
+      <w:r>
+        <w:rPr>
+          <w:vertAlign w:val="subscript"/>
+        </w:rPr>
+        <w:t>O</w:t>
+      </w:r>
+      <w:r>
+        <w:t>)⟨f|O|i⟩ = 0 and apply it to interaction operators.</w:t>
       </w:r>
     </w:p>
     <w:p>
@@ -143,7 +170,25 @@
         <w:pStyle w:val="ListBullet"/>
       </w:pPr>
       <w:r>
-        <w:t>Compute the change of the Dirac Lagrangian density under a position-dependent phase and identify it with (∂_μα)j^μ.</w:t>
+        <w:t>Compute the change of the Dirac Lagrangian density under a position-dependent phase and identify it with (∂</w:t>
+      </w:r>
+      <w:r>
+        <w:rPr>
+          <w:vertAlign w:val="subscript"/>
+        </w:rPr>
+        <w:t>μα</w:t>
+      </w:r>
+      <w:r>
+        <w:t>)j</w:t>
+      </w:r>
+      <w:r>
+        <w:rPr>
+          <w:vertAlign w:val="superscript"/>
+        </w:rPr>
+        <w:t>μ</w:t>
+      </w:r>
+      <w:r>
+        <w:t>.</w:t>
       </w:r>
     </w:p>
     <w:p>
@@ -151,7 +196,25 @@
         <w:pStyle w:val="ListBullet"/>
       </w:pPr>
       <w:r>
-        <w:t>Preview how a compensating field cancels this change and produces the interaction −j^μA_μ.</w:t>
+        <w:t>Preview how a compensating field cancels this change and produces the interaction −j</w:t>
+      </w:r>
+      <w:r>
+        <w:rPr>
+          <w:vertAlign w:val="superscript"/>
+        </w:rPr>
+        <w:t>μ</w:t>
+      </w:r>
+      <w:r>
+        <w:t>A</w:t>
+      </w:r>
+      <w:r>
+        <w:rPr>
+          <w:vertAlign w:val="subscript"/>
+        </w:rPr>
+        <w:t>μ</w:t>
+      </w:r>
+      <w:r>
+        <w:t>.</w:t>
       </w:r>
     </w:p>
     <w:p>
@@ -252,7 +315,16 @@
           </w:tcPr>
           <w:p>
             <w:r>
-              <w:t>Charge of a field, in units set by the U(1) transformation ψ → e^(−iqα)ψ</w:t>
+              <w:t>Charge of a field, in units set by the U(1) transformation ψ → e</w:t>
+            </w:r>
+            <w:r>
+              <w:rPr>
+                <w:vertAlign w:val="superscript"/>
+              </w:rPr>
+              <w:t>−iqα</w:t>
+            </w:r>
+            <w:r>
+              <w:t>ψ</w:t>
             </w:r>
           </w:p>
         </w:tc>
@@ -309,7 +381,13 @@
           </w:tcPr>
           <w:p>
             <w:r>
-              <w:t>j^μ</w:t>
+              <w:t>j</w:t>
+            </w:r>
+            <w:r>
+              <w:rPr>
+                <w:vertAlign w:val="superscript"/>
+              </w:rPr>
+              <w:t>μ</w:t>
             </w:r>
           </w:p>
         </w:tc>
@@ -383,7 +461,13 @@
           </w:tcPr>
           <w:p>
             <w:r>
-              <w:t>U(α) = e^(iαQ)</w:t>
+              <w:t>U(α) = e</w:t>
+            </w:r>
+            <w:r>
+              <w:rPr>
+                <w:vertAlign w:val="superscript"/>
+              </w:rPr>
+              <w:t>iαQ</w:t>
             </w:r>
           </w:p>
         </w:tc>
@@ -420,7 +504,13 @@
           </w:tcPr>
           <w:p>
             <w:r>
-              <w:t>q_O</w:t>
+              <w:t>q</w:t>
+            </w:r>
+            <w:r>
+              <w:rPr>
+                <w:vertAlign w:val="subscript"/>
+              </w:rPr>
+              <w:t>O</w:t>
             </w:r>
           </w:p>
         </w:tc>
@@ -438,7 +528,16 @@
           </w:tcPr>
           <w:p>
             <w:r>
-              <w:t>Charge of an operator O, defined by [Q, O] = q_O O</w:t>
+              <w:t>Charge of an operator O, defined by [Q, O] = q</w:t>
+            </w:r>
+            <w:r>
+              <w:rPr>
+                <w:vertAlign w:val="subscript"/>
+              </w:rPr>
+              <w:t>O</w:t>
+            </w:r>
+            <w:r>
+              <w:t xml:space="preserve"> O</w:t>
             </w:r>
           </w:p>
         </w:tc>
@@ -457,7 +556,22 @@
           </w:tcPr>
           <w:p>
             <w:r>
-              <w:t>N_e, N_μ</w:t>
+              <w:t>N</w:t>
+            </w:r>
+            <w:r>
+              <w:rPr>
+                <w:vertAlign w:val="subscript"/>
+              </w:rPr>
+              <w:t>e</w:t>
+            </w:r>
+            <w:r>
+              <w:t>, N</w:t>
+            </w:r>
+            <w:r>
+              <w:rPr>
+                <w:vertAlign w:val="subscript"/>
+              </w:rPr>
+              <w:t>μ</w:t>
             </w:r>
           </w:p>
         </w:tc>
@@ -494,7 +608,31 @@
           </w:tcPr>
           <w:p>
             <w:r>
-              <w:t>D_μ = ∂_μ + iqA_μ</w:t>
+              <w:t>D</w:t>
+            </w:r>
+            <w:r>
+              <w:rPr>
+                <w:vertAlign w:val="subscript"/>
+              </w:rPr>
+              <w:t>μ</w:t>
+            </w:r>
+            <w:r>
+              <w:t xml:space="preserve"> = ∂</w:t>
+            </w:r>
+            <w:r>
+              <w:rPr>
+                <w:vertAlign w:val="subscript"/>
+              </w:rPr>
+              <w:t>μ</w:t>
+            </w:r>
+            <w:r>
+              <w:t xml:space="preserve"> + iqA</w:t>
+            </w:r>
+            <w:r>
+              <w:rPr>
+                <w:vertAlign w:val="subscript"/>
+              </w:rPr>
+              <w:t>μ</w:t>
             </w:r>
           </w:p>
         </w:tc>
@@ -536,7 +674,25 @@
     </w:p>
     <w:p>
       <w:r>
-        <w:t>The Dirac Lagrangian density ℒ = ψ̄(iγ^μ∂_μ − m)ψ is invariant under the multiplication of the field by a constant phase.</w:t>
+        <w:t>The Dirac Lagrangian density ℒ = ψ̄(iγ</w:t>
+      </w:r>
+      <w:r>
+        <w:rPr>
+          <w:vertAlign w:val="superscript"/>
+        </w:rPr>
+        <w:t>μ</w:t>
+      </w:r>
+      <w:r>
+        <w:t>∂</w:t>
+      </w:r>
+      <w:r>
+        <w:rPr>
+          <w:vertAlign w:val="subscript"/>
+        </w:rPr>
+        <w:t>μ</w:t>
+      </w:r>
+      <w:r>
+        <w:t xml:space="preserve"> − m)ψ is invariant under the multiplication of the field by a constant phase.</w:t>
       </w:r>
     </w:p>
     <w:p>
@@ -608,7 +764,34 @@
     </w:p>
     <w:p>
       <w:r>
-        <w:t>Every term in ℒ is a bilinear ψ̄Γψ in which the two phases cancel, and the constant α commutes with the derivative. The sign in the exponent is chosen so that the Noether current comes out with a positive coefficient. For an infinitesimal α = ε, Δψ = −iqψ and Δψ̄ = iqψ̄, and with ∂ℒ/∂(∂_μψ) = iψ̄γ^μ and ∂ℒ/∂(∂_μψ̄) = 0 (Lesson 27, Section 3), the current of Lesson 28, Section 2, is</w:t>
+        <w:t>Every term in ℒ is a bilinear ψ̄Γψ in which the two phases cancel, and the constant α commutes with the derivative. The sign in the exponent is chosen so that the Noether current comes out with a positive coefficient. For an infinitesimal α = ε, Δψ = −iqψ and Δψ̄ = iqψ̄, and with ∂ℒ/∂(∂</w:t>
+      </w:r>
+      <w:r>
+        <w:rPr>
+          <w:vertAlign w:val="subscript"/>
+        </w:rPr>
+        <w:t>μ</w:t>
+      </w:r>
+      <w:r>
+        <w:t>ψ) = iψ̄γ</w:t>
+      </w:r>
+      <w:r>
+        <w:rPr>
+          <w:vertAlign w:val="superscript"/>
+        </w:rPr>
+        <w:t>μ</w:t>
+      </w:r>
+      <w:r>
+        <w:t xml:space="preserve"> and ∂ℒ/∂(∂</w:t>
+      </w:r>
+      <w:r>
+        <w:rPr>
+          <w:vertAlign w:val="subscript"/>
+        </w:rPr>
+        <w:t>μ</w:t>
+      </w:r>
+      <w:r>
+        <w:t>ψ̄) = 0 (Lesson 27, Section 3), the current of Lesson 28, Section 2, is</w:t>
       </w:r>
     </w:p>
     <w:p>
@@ -690,7 +873,16 @@
     </w:p>
     <w:p>
       <w:r>
-        <w:t>This is the current of Lesson 24 multiplied by the charge q. The opposite choice of sign in the exponent, used in Lesson 28, Section 4.3, gives −qψ̄γ^μψ. The overall sign of a Noether current is a convention, and the convention adopted here, and from now on, is that the charge of a particle is positive.</w:t>
+        <w:t>This is the current of Lesson 24 multiplied by the charge q. The opposite choice of sign in the exponent, used in Lesson 28, Section 4.3, gives −qψ̄γ</w:t>
+      </w:r>
+      <w:r>
+        <w:rPr>
+          <w:vertAlign w:val="superscript"/>
+        </w:rPr>
+        <w:t>μ</w:t>
+      </w:r>
+      <w:r>
+        <w:t>ψ. The overall sign of a Noether current is a convention, and the convention adopted here, and from now on, is that the charge of a particle is positive.</w:t>
       </w:r>
     </w:p>
     <w:p>
@@ -804,7 +996,79 @@
     </w:p>
     <w:p>
       <w:r>
-        <w:t>For ℒ = ∂_μφ*∂^μφ − m²φ*φ the same transformation φ → e^(−iqα)φ, φ* → e^(iqα)φ* has Δφ = −iqφ and Δφ* = iqφ*. With ∂ℒ/∂(∂_μφ) = ∂^μφ* and ∂ℒ/∂(∂_μφ*) = ∂^μφ,</w:t>
+        <w:t>For ℒ = ∂</w:t>
+      </w:r>
+      <w:r>
+        <w:rPr>
+          <w:vertAlign w:val="subscript"/>
+        </w:rPr>
+        <w:t>μ</w:t>
+      </w:r>
+      <w:r>
+        <w:t>φ*∂</w:t>
+      </w:r>
+      <w:r>
+        <w:rPr>
+          <w:vertAlign w:val="superscript"/>
+        </w:rPr>
+        <w:t>μ</w:t>
+      </w:r>
+      <w:r>
+        <w:t>φ − m²φ*φ the same transformation φ → e</w:t>
+      </w:r>
+      <w:r>
+        <w:rPr>
+          <w:vertAlign w:val="superscript"/>
+        </w:rPr>
+        <w:t>−iqα</w:t>
+      </w:r>
+      <w:r>
+        <w:t>φ, φ* → e</w:t>
+      </w:r>
+      <w:r>
+        <w:rPr>
+          <w:vertAlign w:val="superscript"/>
+        </w:rPr>
+        <w:t>iqα</w:t>
+      </w:r>
+      <w:r>
+        <w:t>φ* has Δφ = −iqφ and Δφ* = iqφ*. With ∂ℒ/∂(∂</w:t>
+      </w:r>
+      <w:r>
+        <w:rPr>
+          <w:vertAlign w:val="subscript"/>
+        </w:rPr>
+        <w:t>μ</w:t>
+      </w:r>
+      <w:r>
+        <w:t>φ) = ∂</w:t>
+      </w:r>
+      <w:r>
+        <w:rPr>
+          <w:vertAlign w:val="superscript"/>
+        </w:rPr>
+        <w:t>μ</w:t>
+      </w:r>
+      <w:r>
+        <w:t>φ* and ∂ℒ/∂(∂</w:t>
+      </w:r>
+      <w:r>
+        <w:rPr>
+          <w:vertAlign w:val="subscript"/>
+        </w:rPr>
+        <w:t>μ</w:t>
+      </w:r>
+      <w:r>
+        <w:t>φ*) = ∂</w:t>
+      </w:r>
+      <w:r>
+        <w:rPr>
+          <w:vertAlign w:val="superscript"/>
+        </w:rPr>
+        <w:t>μ</w:t>
+      </w:r>
+      <w:r>
+        <w:t>φ,</w:t>
       </w:r>
     </w:p>
     <w:p>
@@ -947,7 +1211,25 @@
     </w:p>
     <w:p>
       <w:r>
-        <w:t>Compute the charge density of plane waves. For the positive-frequency wave φ = Ne^(−iEt+ip·x), φ̇ = −iEφ and φ̇* = iEφ*, so φ*φ̇ − φφ̇* = −iE|N|² − iE|N|² = −2iE|N|², and ρ = iq(−2iE|N|²) = 2qE|N|², positive for q &gt; 0. For the negative-frequency wave φ = Ne^(+iEt+ip·x), the signs of φ̇ and φ̇* reverse and ρ = −2qE|N|². The two signs are exactly those found in Lesson 18, Worked example 3, and it is no longer a problem: positive-frequency modes carry charge +q and negative-frequency modes carry charge −q. The sign that spoiled the probability interpretation of the Klein–Gordon equation is the sign of the charge of an antiparticle.</w:t>
+        <w:t>Compute the charge density of plane waves. For the positive-frequency wave φ = Ne</w:t>
+      </w:r>
+      <w:r>
+        <w:rPr>
+          <w:vertAlign w:val="superscript"/>
+        </w:rPr>
+        <w:t>−iEt+ip·x</w:t>
+      </w:r>
+      <w:r>
+        <w:t>, φ̇ = −iEφ and φ̇* = iEφ*, so φ*φ̇ − φφ̇* = −iE|N|² − iE|N|² = −2iE|N|², and ρ = iq(−2iE|N|²) = 2qE|N|², positive for q &gt; 0. For the negative-frequency wave φ = Ne</w:t>
+      </w:r>
+      <w:r>
+        <w:rPr>
+          <w:vertAlign w:val="superscript"/>
+        </w:rPr>
+        <w:t>+iEt+ip·x</w:t>
+      </w:r>
+      <w:r>
+        <w:t>, the signs of φ̇ and φ̇* reverse and ρ = −2qE|N|². The two signs are exactly those found in Lesson 18, Worked example 3, and it is no longer a problem: positive-frequency modes carry charge +q and negative-frequency modes carry charge −q. The sign that spoiled the probability interpretation of the Klein–Gordon equation is the sign of the charge of an antiparticle.</w:t>
       </w:r>
     </w:p>
     <w:p>
@@ -1028,7 +1310,16 @@
     </w:p>
     <w:p>
       <w:r>
-        <w:t>Define U(α) = e^(iαQ). Differentiating UφU⁻¹ with respect to α gives iU[Q, φ]U⁻¹ = −iq UφU⁻¹, whose solution with the initial condition U(0) = 1 is</w:t>
+        <w:t>Define U(α) = e</w:t>
+      </w:r>
+      <w:r>
+        <w:rPr>
+          <w:vertAlign w:val="superscript"/>
+        </w:rPr>
+        <w:t>iαQ</w:t>
+      </w:r>
+      <w:r>
+        <w:t>. Differentiating UφU⁻¹ with respect to α gives iU[Q, φ]U⁻¹ = −iq UφU⁻¹, whose solution with the initial condition U(0) = 1 is</w:t>
       </w:r>
     </w:p>
     <w:p>
@@ -1107,7 +1398,34 @@
     </w:p>
     <w:p>
       <w:r>
-        <w:t>The operator e^(iαQ) implements the phase rotation on the quantum field, which confirms that Q is the generator of the symmetry in the sense of Lesson 29, Section 1.2, and that the sign convention of Section 1.1 is the one that makes U = e^(iαQ) act as ψ → e^(−iqα)ψ. Because Q commutes with the Hamiltonian, so does U, and the symmetry is respected by time evolution.</w:t>
+        <w:t>The operator e</w:t>
+      </w:r>
+      <w:r>
+        <w:rPr>
+          <w:vertAlign w:val="superscript"/>
+        </w:rPr>
+        <w:t>iαQ</w:t>
+      </w:r>
+      <w:r>
+        <w:t xml:space="preserve"> implements the phase rotation on the quantum field, which confirms that Q is the generator of the symmetry in the sense of Lesson 29, Section 1.2, and that the sign convention of Section 1.1 is the one that makes U = e</w:t>
+      </w:r>
+      <w:r>
+        <w:rPr>
+          <w:vertAlign w:val="superscript"/>
+        </w:rPr>
+        <w:t>iαQ</w:t>
+      </w:r>
+      <w:r>
+        <w:t xml:space="preserve"> act as ψ → e</w:t>
+      </w:r>
+      <w:r>
+        <w:rPr>
+          <w:vertAlign w:val="superscript"/>
+        </w:rPr>
+        <w:t>−iqα</w:t>
+      </w:r>
+      <w:r>
+        <w:t>ψ. Because Q commutes with the Hamiltonian, so does U, and the symmetry is respected by time evolution.</w:t>
       </w:r>
     </w:p>
     <w:p>
@@ -1120,7 +1438,43 @@
     </w:p>
     <w:p>
       <w:r>
-        <w:t>Let O be an operator with [Q, O] = q_O O, so that O changes the charge by q_O. Take its matrix element between states of definite charge, Q|i⟩ = Q_i|i⟩ and ⟨f|Q = Q_f⟨f|. Then</w:t>
+        <w:t>Let O be an operator with [Q, O] = q</w:t>
+      </w:r>
+      <w:r>
+        <w:rPr>
+          <w:vertAlign w:val="subscript"/>
+        </w:rPr>
+        <w:t>O</w:t>
+      </w:r>
+      <w:r>
+        <w:t xml:space="preserve"> O, so that O changes the charge by q</w:t>
+      </w:r>
+      <w:r>
+        <w:rPr>
+          <w:vertAlign w:val="subscript"/>
+        </w:rPr>
+        <w:t>O</w:t>
+      </w:r>
+      <w:r>
+        <w:t>. Take its matrix element between states of definite charge, Q|i⟩ = Q</w:t>
+      </w:r>
+      <w:r>
+        <w:rPr>
+          <w:vertAlign w:val="subscript"/>
+        </w:rPr>
+        <w:t>i</w:t>
+      </w:r>
+      <w:r>
+        <w:t>|i⟩ and ⟨f|Q = Q</w:t>
+      </w:r>
+      <w:r>
+        <w:rPr>
+          <w:vertAlign w:val="subscript"/>
+        </w:rPr>
+        <w:t>f</w:t>
+      </w:r>
+      <w:r>
+        <w:t>⟨f|. Then</w:t>
       </w:r>
     </w:p>
     <w:p>
@@ -1247,7 +1601,43 @@
     </w:p>
     <w:p>
       <w:r>
-        <w:t>so that (Q_f − Q_i − q_O)⟨f|O|i⟩ = 0. The matrix element vanishes unless the charge of the final state equals the charge of the initial state plus the charge carried by the operator. A neutral operator, q_O = 0, can only connect states of the same charge. Every interaction term of a charge-conserving Lagrangian density is neutral (Lesson 29, Section 5), so every process it drives conserves charge. This is the quantum statement of charge conservation at each vertex of a Feynman diagram.</w:t>
+        <w:t>so that (Q</w:t>
+      </w:r>
+      <w:r>
+        <w:rPr>
+          <w:vertAlign w:val="subscript"/>
+        </w:rPr>
+        <w:t>f</w:t>
+      </w:r>
+      <w:r>
+        <w:t xml:space="preserve"> − Q</w:t>
+      </w:r>
+      <w:r>
+        <w:rPr>
+          <w:vertAlign w:val="subscript"/>
+        </w:rPr>
+        <w:t>i</w:t>
+      </w:r>
+      <w:r>
+        <w:t xml:space="preserve"> − q</w:t>
+      </w:r>
+      <w:r>
+        <w:rPr>
+          <w:vertAlign w:val="subscript"/>
+        </w:rPr>
+        <w:t>O</w:t>
+      </w:r>
+      <w:r>
+        <w:t>)⟨f|O|i⟩ = 0. The matrix element vanishes unless the charge of the final state equals the charge of the initial state plus the charge carried by the operator. A neutral operator, q</w:t>
+      </w:r>
+      <w:r>
+        <w:rPr>
+          <w:vertAlign w:val="subscript"/>
+        </w:rPr>
+        <w:t>O</w:t>
+      </w:r>
+      <w:r>
+        <w:t xml:space="preserve"> = 0, can only connect states of the same charge. Every interaction term of a charge-conserving Lagrangian density is neutral (Lesson 29, Section 5), so every process it drives conserves charge. This is the quantum statement of charge conservation at each vertex of a Feynman diagram.</w:t>
       </w:r>
     </w:p>
     <w:p>
@@ -1261,7 +1651,34 @@
     </w:p>
     <w:p>
       <w:r>
-        <w:t>Apply the rule to two operators. The operator ψ̄γ^μψ has [Q, ψ̄γ^μψ] = 0, since ψ̄ carries charge +q and ψ carries −q, so it connects only states of equal charge: an electron can scatter to an electron but not to a positron. The operator ψ alone has q_O = −q and can connect a state of charge Q to one of charge Q − q, for instance the vacuum to a state containing a single antiparticle, or a one-electron state to the vacuum. That ψ can change the charge is why it cannot appear alone in the Lagrangian density.</w:t>
+        <w:t>Apply the rule to two operators. The operator ψ̄γ</w:t>
+      </w:r>
+      <w:r>
+        <w:rPr>
+          <w:vertAlign w:val="superscript"/>
+        </w:rPr>
+        <w:t>μ</w:t>
+      </w:r>
+      <w:r>
+        <w:t>ψ has [Q, ψ̄γ</w:t>
+      </w:r>
+      <w:r>
+        <w:rPr>
+          <w:vertAlign w:val="superscript"/>
+        </w:rPr>
+        <w:t>μ</w:t>
+      </w:r>
+      <w:r>
+        <w:t>ψ] = 0, since ψ̄ carries charge +q and ψ carries −q, so it connects only states of equal charge: an electron can scatter to an electron but not to a positron. The operator ψ alone has q</w:t>
+      </w:r>
+      <w:r>
+        <w:rPr>
+          <w:vertAlign w:val="subscript"/>
+        </w:rPr>
+        <w:t>O</w:t>
+      </w:r>
+      <w:r>
+        <w:t xml:space="preserve"> = −q and can connect a state of charge Q to one of charge Q − q, for instance the vacuum to a state containing a single antiparticle, or a one-electron state to the vacuum. That ψ can change the charge is why it cannot appear alone in the Lagrangian density.</w:t>
       </w:r>
     </w:p>
     <w:p>
@@ -1282,7 +1699,70 @@
     </w:p>
     <w:p>
       <w:r>
-        <w:t>For the complex scalar, charge conjugation exchanges φ and φ*, and the Lagrangian density ∂_μφ*∂^μφ − m²φ*φ is unchanged by the exchange. The current changes sign: iq(φ*∂^μφ − φ∂^μφ*) → iq(φ∂^μφ* − φ*∂^μφ) = −j^μ (Exercise 6). So charge conjugation maps a state of charge Q to one of charge −Q, and the antiparticle of a particle of charge q has charge −q. For the Dirac field the same result holds after quantization, where the anticommuting character of the field operators supplies the sign (Lesson 37). Charge conjugation is a symmetry of QED, as stated in Lesson 23, Section 5.2.</w:t>
+        <w:t>For the complex scalar, charge conjugation exchanges φ and φ*, and the Lagrangian density ∂</w:t>
+      </w:r>
+      <w:r>
+        <w:rPr>
+          <w:vertAlign w:val="subscript"/>
+        </w:rPr>
+        <w:t>μ</w:t>
+      </w:r>
+      <w:r>
+        <w:t>φ*∂</w:t>
+      </w:r>
+      <w:r>
+        <w:rPr>
+          <w:vertAlign w:val="superscript"/>
+        </w:rPr>
+        <w:t>μ</w:t>
+      </w:r>
+      <w:r>
+        <w:t>φ − m²φ*φ is unchanged by the exchange. The current changes sign: iq(φ*∂</w:t>
+      </w:r>
+      <w:r>
+        <w:rPr>
+          <w:vertAlign w:val="superscript"/>
+        </w:rPr>
+        <w:t>μ</w:t>
+      </w:r>
+      <w:r>
+        <w:t>φ − φ∂</w:t>
+      </w:r>
+      <w:r>
+        <w:rPr>
+          <w:vertAlign w:val="superscript"/>
+        </w:rPr>
+        <w:t>μ</w:t>
+      </w:r>
+      <w:r>
+        <w:t>φ*) → iq(φ∂</w:t>
+      </w:r>
+      <w:r>
+        <w:rPr>
+          <w:vertAlign w:val="superscript"/>
+        </w:rPr>
+        <w:t>μ</w:t>
+      </w:r>
+      <w:r>
+        <w:t>φ* − φ*∂</w:t>
+      </w:r>
+      <w:r>
+        <w:rPr>
+          <w:vertAlign w:val="superscript"/>
+        </w:rPr>
+        <w:t>μ</w:t>
+      </w:r>
+      <w:r>
+        <w:t>φ) = −j</w:t>
+      </w:r>
+      <w:r>
+        <w:rPr>
+          <w:vertAlign w:val="superscript"/>
+        </w:rPr>
+        <w:t>μ</w:t>
+      </w:r>
+      <w:r>
+        <w:t xml:space="preserve"> (Exercise 6). So charge conjugation maps a state of charge Q to one of charge −Q, and the antiparticle of a particle of charge q has charge −q. For the Dirac field the same result holds after quantization, where the anticommuting character of the field operators supplies the sign (Lesson 37). Charge conjugation is a symmetry of QED, as stated in Lesson 23, Section 5.2.</w:t>
       </w:r>
     </w:p>
     <w:p>
@@ -1329,7 +1809,25 @@
     </w:p>
     <w:p>
       <w:r>
-        <w:t>Suppose the theory contains two Dirac fields, an electron field ψ_e and a muon field ψ_μ, with</w:t>
+        <w:t>Suppose the theory contains two Dirac fields, an electron field ψ</w:t>
+      </w:r>
+      <w:r>
+        <w:rPr>
+          <w:vertAlign w:val="subscript"/>
+        </w:rPr>
+        <w:t>e</w:t>
+      </w:r>
+      <w:r>
+        <w:t xml:space="preserve"> and a muon field ψ</w:t>
+      </w:r>
+      <w:r>
+        <w:rPr>
+          <w:vertAlign w:val="subscript"/>
+        </w:rPr>
+        <w:t>μ</w:t>
+      </w:r>
+      <w:r>
+        <w:t>, with</w:t>
       </w:r>
     </w:p>
     <w:p>
@@ -1489,7 +1987,151 @@
     </w:p>
     <w:p>
       <w:r>
-        <w:t>The Lagrangian density is invariant under ψ_e → e^(−iα_e)ψ_e and ψ_μ → e^(−iα_μ)ψ_μ with independent constants α_e and α_μ, since each field appears only in its own bilinears. There are therefore two independent U(1) symmetries, with conserved charges N_e = ∫ψ_e†ψ_e d³x and N_μ = ∫ψ_μ†ψ_μ d³x: the number of electrons minus positrons and the number of muons minus antimuons. The group of the theory is U(1) × U(1), of dimension two, and by Lesson 29, Section 2, it has two conserved charges. The electric charge is the particular combination Q = −e(N_e + N_μ), obtained when both fields have charge −e.</w:t>
+        <w:t>The Lagrangian density is invariant under ψ</w:t>
+      </w:r>
+      <w:r>
+        <w:rPr>
+          <w:vertAlign w:val="subscript"/>
+        </w:rPr>
+        <w:t>e</w:t>
+      </w:r>
+      <w:r>
+        <w:t xml:space="preserve"> → e</w:t>
+      </w:r>
+      <w:r>
+        <w:rPr>
+          <w:vertAlign w:val="superscript"/>
+        </w:rPr>
+        <w:t>−iαₑ</w:t>
+      </w:r>
+      <w:r>
+        <w:t>ψ</w:t>
+      </w:r>
+      <w:r>
+        <w:rPr>
+          <w:vertAlign w:val="subscript"/>
+        </w:rPr>
+        <w:t>e</w:t>
+      </w:r>
+      <w:r>
+        <w:t xml:space="preserve"> and ψ</w:t>
+      </w:r>
+      <w:r>
+        <w:rPr>
+          <w:vertAlign w:val="subscript"/>
+        </w:rPr>
+        <w:t>μ</w:t>
+      </w:r>
+      <w:r>
+        <w:t xml:space="preserve"> → e</w:t>
+      </w:r>
+      <w:r>
+        <w:rPr>
+          <w:vertAlign w:val="superscript"/>
+        </w:rPr>
+        <w:t>−iα_μ</w:t>
+      </w:r>
+      <w:r>
+        <w:t>ψ</w:t>
+      </w:r>
+      <w:r>
+        <w:rPr>
+          <w:vertAlign w:val="subscript"/>
+        </w:rPr>
+        <w:t>μ</w:t>
+      </w:r>
+      <w:r>
+        <w:t xml:space="preserve"> with independent constants α</w:t>
+      </w:r>
+      <w:r>
+        <w:rPr>
+          <w:vertAlign w:val="subscript"/>
+        </w:rPr>
+        <w:t>e</w:t>
+      </w:r>
+      <w:r>
+        <w:t xml:space="preserve"> and α</w:t>
+      </w:r>
+      <w:r>
+        <w:rPr>
+          <w:vertAlign w:val="subscript"/>
+        </w:rPr>
+        <w:t>μ</w:t>
+      </w:r>
+      <w:r>
+        <w:t>, since each field appears only in its own bilinears. There are therefore two independent U(1) symmetries, with conserved charges N</w:t>
+      </w:r>
+      <w:r>
+        <w:rPr>
+          <w:vertAlign w:val="subscript"/>
+        </w:rPr>
+        <w:t>e</w:t>
+      </w:r>
+      <w:r>
+        <w:t xml:space="preserve"> = ∫ψ</w:t>
+      </w:r>
+      <w:r>
+        <w:rPr>
+          <w:vertAlign w:val="subscript"/>
+        </w:rPr>
+        <w:t>e†</w:t>
+      </w:r>
+      <w:r>
+        <w:t>ψ</w:t>
+      </w:r>
+      <w:r>
+        <w:rPr>
+          <w:vertAlign w:val="subscript"/>
+        </w:rPr>
+        <w:t>e</w:t>
+      </w:r>
+      <w:r>
+        <w:t xml:space="preserve"> d³x and N</w:t>
+      </w:r>
+      <w:r>
+        <w:rPr>
+          <w:vertAlign w:val="subscript"/>
+        </w:rPr>
+        <w:t>μ</w:t>
+      </w:r>
+      <w:r>
+        <w:t xml:space="preserve"> = ∫ψ</w:t>
+      </w:r>
+      <w:r>
+        <w:rPr>
+          <w:vertAlign w:val="subscript"/>
+        </w:rPr>
+        <w:t>μ†</w:t>
+      </w:r>
+      <w:r>
+        <w:t>ψ</w:t>
+      </w:r>
+      <w:r>
+        <w:rPr>
+          <w:vertAlign w:val="subscript"/>
+        </w:rPr>
+        <w:t>μ</w:t>
+      </w:r>
+      <w:r>
+        <w:t xml:space="preserve"> d³x: the number of electrons minus positrons and the number of muons minus antimuons. The group of the theory is U(1) × U(1), of dimension two, and by Lesson 29, Section 2, it has two conserved charges. The electric charge is the particular combination Q = −e(N</w:t>
+      </w:r>
+      <w:r>
+        <w:rPr>
+          <w:vertAlign w:val="subscript"/>
+        </w:rPr>
+        <w:t>e</w:t>
+      </w:r>
+      <w:r>
+        <w:t xml:space="preserve"> + N</w:t>
+      </w:r>
+      <w:r>
+        <w:rPr>
+          <w:vertAlign w:val="subscript"/>
+        </w:rPr>
+        <w:t>μ</w:t>
+      </w:r>
+      <w:r>
+        <w:t>), obtained when both fields have charge −e.</w:t>
       </w:r>
     </w:p>
     <w:p>
@@ -1502,7 +2144,106 @@
     </w:p>
     <w:p>
       <w:r>
-        <w:t>The QED interaction, in which each species couples to the photon through its own current, −q_fψ̄_fγ^μψ_fA_μ, mixes no fields, so the separate conservation of N_e and N_μ persists once the photon is included. A decay such as μ⁻ → e⁻ + γ would change N_μ from 1 to 0 and N_e from 0 to 1, violating each separately while conserving electric charge. It cannot arise from the QED Lagrangian density, and no such decay has been observed at branching fractions above about 10⁻¹². The processes that do occur, such as e⁺e⁻ → μ⁺μ⁻ (Lesson 56) and eμ → eμ scattering (Lesson 54), each conserve N_e and N_μ separately.</w:t>
+        <w:t>The QED interaction, in which each species couples to the photon through its own current, −q</w:t>
+      </w:r>
+      <w:r>
+        <w:rPr>
+          <w:vertAlign w:val="subscript"/>
+        </w:rPr>
+        <w:t>f</w:t>
+      </w:r>
+      <w:r>
+        <w:t>ψ̄</w:t>
+      </w:r>
+      <w:r>
+        <w:rPr>
+          <w:vertAlign w:val="subscript"/>
+        </w:rPr>
+        <w:t>f</w:t>
+      </w:r>
+      <w:r>
+        <w:t>γ</w:t>
+      </w:r>
+      <w:r>
+        <w:rPr>
+          <w:vertAlign w:val="superscript"/>
+        </w:rPr>
+        <w:t>μ</w:t>
+      </w:r>
+      <w:r>
+        <w:t>ψ</w:t>
+      </w:r>
+      <w:r>
+        <w:rPr>
+          <w:vertAlign w:val="subscript"/>
+        </w:rPr>
+        <w:t>f</w:t>
+      </w:r>
+      <w:r>
+        <w:t>A</w:t>
+      </w:r>
+      <w:r>
+        <w:rPr>
+          <w:vertAlign w:val="subscript"/>
+        </w:rPr>
+        <w:t>μ</w:t>
+      </w:r>
+      <w:r>
+        <w:t>, mixes no fields, so the separate conservation of N</w:t>
+      </w:r>
+      <w:r>
+        <w:rPr>
+          <w:vertAlign w:val="subscript"/>
+        </w:rPr>
+        <w:t>e</w:t>
+      </w:r>
+      <w:r>
+        <w:t xml:space="preserve"> and N</w:t>
+      </w:r>
+      <w:r>
+        <w:rPr>
+          <w:vertAlign w:val="subscript"/>
+        </w:rPr>
+        <w:t>μ</w:t>
+      </w:r>
+      <w:r>
+        <w:t xml:space="preserve"> persists once the photon is included. A decay such as μ⁻ → e⁻ + γ would change N</w:t>
+      </w:r>
+      <w:r>
+        <w:rPr>
+          <w:vertAlign w:val="subscript"/>
+        </w:rPr>
+        <w:t>μ</w:t>
+      </w:r>
+      <w:r>
+        <w:t xml:space="preserve"> from 1 to 0 and N</w:t>
+      </w:r>
+      <w:r>
+        <w:rPr>
+          <w:vertAlign w:val="subscript"/>
+        </w:rPr>
+        <w:t>e</w:t>
+      </w:r>
+      <w:r>
+        <w:t xml:space="preserve"> from 0 to 1, violating each separately while conserving electric charge. It cannot arise from the QED Lagrangian density, and no such decay has been observed at branching fractions above about 10⁻¹². The processes that do occur, such as e⁺e⁻ → μ⁺μ⁻ (Lesson 56) and eμ → eμ scattering (Lesson 54), each conserve N</w:t>
+      </w:r>
+      <w:r>
+        <w:rPr>
+          <w:vertAlign w:val="subscript"/>
+        </w:rPr>
+        <w:t>e</w:t>
+      </w:r>
+      <w:r>
+        <w:t xml:space="preserve"> and N</w:t>
+      </w:r>
+      <w:r>
+        <w:rPr>
+          <w:vertAlign w:val="subscript"/>
+        </w:rPr>
+        <w:t>μ</w:t>
+      </w:r>
+      <w:r>
+        <w:t xml:space="preserve"> separately.</w:t>
       </w:r>
     </w:p>
     <w:p>
@@ -1516,7 +2257,43 @@
     </w:p>
     <w:p>
       <w:r>
-        <w:t>Check that e⁺e⁻ → μ⁺μ⁻ respects every charge. In the initial state N_e = (+1) + (−1) = 0, since the electron counts +1 and the positron −1, and N_μ = 0. In the final state N_e = 0 and N_μ = (−1) + (+1) = 0, taking the μ⁻ as the particle of the muon field and the μ⁺ as its antiparticle. The electric charge is (−e) + (+e) = 0 before and after. The process is allowed, but only because the two pairs are created and destroyed as pairs; the interaction converts an electron-positron pair into a muon-antimuon pair through a virtual photon that carries no charge.</w:t>
+        <w:t>Check that e⁺e⁻ → μ⁺μ⁻ respects every charge. In the initial state N</w:t>
+      </w:r>
+      <w:r>
+        <w:rPr>
+          <w:vertAlign w:val="subscript"/>
+        </w:rPr>
+        <w:t>e</w:t>
+      </w:r>
+      <w:r>
+        <w:t xml:space="preserve"> = (+1) + (−1) = 0, since the electron counts +1 and the positron −1, and N</w:t>
+      </w:r>
+      <w:r>
+        <w:rPr>
+          <w:vertAlign w:val="subscript"/>
+        </w:rPr>
+        <w:t>μ</w:t>
+      </w:r>
+      <w:r>
+        <w:t xml:space="preserve"> = 0. In the final state N</w:t>
+      </w:r>
+      <w:r>
+        <w:rPr>
+          <w:vertAlign w:val="subscript"/>
+        </w:rPr>
+        <w:t>e</w:t>
+      </w:r>
+      <w:r>
+        <w:t xml:space="preserve"> = 0 and N</w:t>
+      </w:r>
+      <w:r>
+        <w:rPr>
+          <w:vertAlign w:val="subscript"/>
+        </w:rPr>
+        <w:t>μ</w:t>
+      </w:r>
+      <w:r>
+        <w:t xml:space="preserve"> = (−1) + (+1) = 0, taking the μ⁻ as the particle of the muon field and the μ⁺ as its antiparticle. The electric charge is (−e) + (+e) = 0 before and after. The process is allowed, but only because the two pairs are created and destroyed as pairs; the interaction converts an electron-positron pair into a muon-antimuon pair through a virtual photon that carries no charge.</w:t>
       </w:r>
     </w:p>
     <w:p>
@@ -1550,7 +2327,25 @@
     </w:p>
     <w:p>
       <w:r>
-        <w:t>Let the parameter depend on position, ψ → e^(−iqα(x))ψ and ψ̄ → e^(iqα(x))ψ̄. The mass term ψ̄ψ is unchanged, but the derivative acts on the phase.</w:t>
+        <w:t>Let the parameter depend on position, ψ → e</w:t>
+      </w:r>
+      <w:r>
+        <w:rPr>
+          <w:vertAlign w:val="superscript"/>
+        </w:rPr>
+        <w:t>−iqα(x)</w:t>
+      </w:r>
+      <w:r>
+        <w:t>ψ and ψ̄ → e</w:t>
+      </w:r>
+      <w:r>
+        <w:rPr>
+          <w:vertAlign w:val="superscript"/>
+        </w:rPr>
+        <w:t>iqα(x)</w:t>
+      </w:r>
+      <w:r>
+        <w:t>ψ̄. The mass term ψ̄ψ is unchanged, but the derivative acts on the phase.</w:t>
       </w:r>
     </w:p>
     <w:p>
@@ -1667,7 +2462,61 @@
     </w:p>
     <w:p>
       <w:r>
-        <w:t>so that ψ̄iγ^μ∂_μψ → ψ̄iγ^μ∂_μψ + q(∂_μα)ψ̄γ^μψ, and to first order in α the Lagrangian density changes by</w:t>
+        <w:t>so that ψ̄iγ</w:t>
+      </w:r>
+      <w:r>
+        <w:rPr>
+          <w:vertAlign w:val="superscript"/>
+        </w:rPr>
+        <w:t>μ</w:t>
+      </w:r>
+      <w:r>
+        <w:t>∂</w:t>
+      </w:r>
+      <w:r>
+        <w:rPr>
+          <w:vertAlign w:val="subscript"/>
+        </w:rPr>
+        <w:t>μ</w:t>
+      </w:r>
+      <w:r>
+        <w:t>ψ → ψ̄iγ</w:t>
+      </w:r>
+      <w:r>
+        <w:rPr>
+          <w:vertAlign w:val="superscript"/>
+        </w:rPr>
+        <w:t>μ</w:t>
+      </w:r>
+      <w:r>
+        <w:t>∂</w:t>
+      </w:r>
+      <w:r>
+        <w:rPr>
+          <w:vertAlign w:val="subscript"/>
+        </w:rPr>
+        <w:t>μ</w:t>
+      </w:r>
+      <w:r>
+        <w:t>ψ + q(∂</w:t>
+      </w:r>
+      <w:r>
+        <w:rPr>
+          <w:vertAlign w:val="subscript"/>
+        </w:rPr>
+        <w:t>μα</w:t>
+      </w:r>
+      <w:r>
+        <w:t>)ψ̄γ</w:t>
+      </w:r>
+      <w:r>
+        <w:rPr>
+          <w:vertAlign w:val="superscript"/>
+        </w:rPr>
+        <w:t>μ</w:t>
+      </w:r>
+      <w:r>
+        <w:t>ψ, and to first order in α the Lagrangian density changes by</w:t>
       </w:r>
     </w:p>
     <w:p>
@@ -1723,7 +2572,43 @@
     </w:p>
     <w:p>
       <w:r>
-        <w:t>with j^μ = qψ̄γ^μψ. This is the general result of Lesson 28, Section 3.1, δS = ∫(∂_με)j^μ, verified explicitly for the Dirac field. The Dirac Lagrangian density is not invariant under a local phase rotation, and the failure is proportional to the gradient of α and to the very current that the global symmetry conserves.</w:t>
+        <w:t>with j</w:t>
+      </w:r>
+      <w:r>
+        <w:rPr>
+          <w:vertAlign w:val="superscript"/>
+        </w:rPr>
+        <w:t>μ</w:t>
+      </w:r>
+      <w:r>
+        <w:t xml:space="preserve"> = qψ̄γ</w:t>
+      </w:r>
+      <w:r>
+        <w:rPr>
+          <w:vertAlign w:val="superscript"/>
+        </w:rPr>
+        <w:t>μ</w:t>
+      </w:r>
+      <w:r>
+        <w:t>ψ. This is the general result of Lesson 28, Section 3.1, δS = ∫(∂</w:t>
+      </w:r>
+      <w:r>
+        <w:rPr>
+          <w:vertAlign w:val="subscript"/>
+        </w:rPr>
+        <w:t>μ</w:t>
+      </w:r>
+      <w:r>
+        <w:t>ε)j</w:t>
+      </w:r>
+      <w:r>
+        <w:rPr>
+          <w:vertAlign w:val="superscript"/>
+        </w:rPr>
+        <w:t>μ</w:t>
+      </w:r>
+      <w:r>
+        <w:t>, verified explicitly for the Dirac field. The Dirac Lagrangian density is not invariant under a local phase rotation, and the failure is proportional to the gradient of α and to the very current that the global symmetry conserves.</w:t>
       </w:r>
     </w:p>
     <w:p>
@@ -1736,7 +2621,115 @@
     </w:p>
     <w:p>
       <w:r>
-        <w:t>The change can be cancelled by an interaction with a vector field. Add to ℒ the term −j^μA_μ = −qψ̄γ^μψA_μ, the coupling of Lesson 26, Section 6.3, and let A_μ transform as A_μ → A_μ + ∂_μα when the phase of ψ rotates. Then the interaction changes by −j^μ∂_μα, which cancels δℒ exactly. Combining the two terms, the invariant Lagrangian density is ψ̄iγ^μD_μψ − mψ̄ψ with</w:t>
+        <w:t>The change can be cancelled by an interaction with a vector field. Add to ℒ the term −j</w:t>
+      </w:r>
+      <w:r>
+        <w:rPr>
+          <w:vertAlign w:val="superscript"/>
+        </w:rPr>
+        <w:t>μ</w:t>
+      </w:r>
+      <w:r>
+        <w:t>A</w:t>
+      </w:r>
+      <w:r>
+        <w:rPr>
+          <w:vertAlign w:val="subscript"/>
+        </w:rPr>
+        <w:t>μ</w:t>
+      </w:r>
+      <w:r>
+        <w:t xml:space="preserve"> = −qψ̄γ</w:t>
+      </w:r>
+      <w:r>
+        <w:rPr>
+          <w:vertAlign w:val="superscript"/>
+        </w:rPr>
+        <w:t>μ</w:t>
+      </w:r>
+      <w:r>
+        <w:t>ψA</w:t>
+      </w:r>
+      <w:r>
+        <w:rPr>
+          <w:vertAlign w:val="subscript"/>
+        </w:rPr>
+        <w:t>μ</w:t>
+      </w:r>
+      <w:r>
+        <w:t>, the coupling of Lesson 26, Section 6.3, and let A</w:t>
+      </w:r>
+      <w:r>
+        <w:rPr>
+          <w:vertAlign w:val="subscript"/>
+        </w:rPr>
+        <w:t>μ</w:t>
+      </w:r>
+      <w:r>
+        <w:t xml:space="preserve"> transform as A</w:t>
+      </w:r>
+      <w:r>
+        <w:rPr>
+          <w:vertAlign w:val="subscript"/>
+        </w:rPr>
+        <w:t>μ</w:t>
+      </w:r>
+      <w:r>
+        <w:t xml:space="preserve"> → A</w:t>
+      </w:r>
+      <w:r>
+        <w:rPr>
+          <w:vertAlign w:val="subscript"/>
+        </w:rPr>
+        <w:t>μ</w:t>
+      </w:r>
+      <w:r>
+        <w:t xml:space="preserve"> + ∂</w:t>
+      </w:r>
+      <w:r>
+        <w:rPr>
+          <w:vertAlign w:val="subscript"/>
+        </w:rPr>
+        <w:t>μα</w:t>
+      </w:r>
+      <w:r>
+        <w:t xml:space="preserve"> when the phase of ψ rotates. Then the interaction changes by −j</w:t>
+      </w:r>
+      <w:r>
+        <w:rPr>
+          <w:vertAlign w:val="superscript"/>
+        </w:rPr>
+        <w:t>μ</w:t>
+      </w:r>
+      <w:r>
+        <w:t>∂</w:t>
+      </w:r>
+      <w:r>
+        <w:rPr>
+          <w:vertAlign w:val="subscript"/>
+        </w:rPr>
+        <w:t>μα</w:t>
+      </w:r>
+      <w:r>
+        <w:t>, which cancels δℒ exactly. Combining the two terms, the invariant Lagrangian density is ψ̄iγ</w:t>
+      </w:r>
+      <w:r>
+        <w:rPr>
+          <w:vertAlign w:val="superscript"/>
+        </w:rPr>
+        <w:t>μ</w:t>
+      </w:r>
+      <w:r>
+        <w:t>D</w:t>
+      </w:r>
+      <w:r>
+        <w:rPr>
+          <w:vertAlign w:val="subscript"/>
+        </w:rPr>
+        <w:t>μ</w:t>
+      </w:r>
+      <w:r>
+        <w:t>ψ − mψ̄ψ with</w:t>
       </w:r>
     </w:p>
     <w:p>
@@ -1847,7 +2840,34 @@
     </w:p>
     <w:p>
       <w:r>
-        <w:t>as Exercise 10 verifies. The transformation A_μ → A_μ + ∂_μα is the gauge transformation of the electromagnetic potential, written in the sign convention of Lesson 8 (with χ = −α). Requiring the phase symmetry to be local therefore forces the existence of the electromagnetic field, with exactly the coupling that the classical charged particle has. Lessons 39 through 41 carry out this argument carefully, and Lesson 42 assembles the result.</w:t>
+        <w:t>as Exercise 10 verifies. The transformation A</w:t>
+      </w:r>
+      <w:r>
+        <w:rPr>
+          <w:vertAlign w:val="subscript"/>
+        </w:rPr>
+        <w:t>μ</w:t>
+      </w:r>
+      <w:r>
+        <w:t xml:space="preserve"> → A</w:t>
+      </w:r>
+      <w:r>
+        <w:rPr>
+          <w:vertAlign w:val="subscript"/>
+        </w:rPr>
+        <w:t>μ</w:t>
+      </w:r>
+      <w:r>
+        <w:t xml:space="preserve"> + ∂</w:t>
+      </w:r>
+      <w:r>
+        <w:rPr>
+          <w:vertAlign w:val="subscript"/>
+        </w:rPr>
+        <w:t>μα</w:t>
+      </w:r>
+      <w:r>
+        <w:t xml:space="preserve"> is the gauge transformation of the electromagnetic potential, written in the sign convention of Lesson 8 (with χ = −α). Requiring the phase symmetry to be local therefore forces the existence of the electromagnetic field, with exactly the coupling that the classical charged particle has. Lessons 39 through 41 carry out this argument carefully, and Lesson 42 assembles the result.</w:t>
       </w:r>
     </w:p>
     <w:p>
@@ -1860,7 +2880,16 @@
     </w:p>
     <w:p>
       <w:r>
-        <w:t>A global symmetry says that a phase convention for ψ must be chosen the same way at every point of the universe. In a relativistic theory, in which simultaneity is relative and no influence travels faster than light (Lesson 3), a convention that must be coordinated instantaneously across space is not natural. A local symmetry says that the phase may be chosen independently at each point; the price is a field that carries the information about how phases at neighboring points are related, which is what A_μ does.</w:t>
+        <w:t>A global symmetry says that a phase convention for ψ must be chosen the same way at every point of the universe. In a relativistic theory, in which simultaneity is relative and no influence travels faster than light (Lesson 3), a convention that must be coordinated instantaneously across space is not natural. A local symmetry says that the phase may be chosen independently at each point; the price is a field that carries the information about how phases at neighboring points are related, which is what A</w:t>
+      </w:r>
+      <w:r>
+        <w:rPr>
+          <w:vertAlign w:val="subscript"/>
+        </w:rPr>
+        <w:t>μ</w:t>
+      </w:r>
+      <w:r>
+        <w:t xml:space="preserve"> does.</w:t>
       </w:r>
     </w:p>
     <w:p>
@@ -1874,7 +2903,124 @@
     </w:p>
     <w:p>
       <w:r>
-        <w:t>Check the cancellation in the simplest case. Take α small and A_μ → A_μ + ∂_μα. The interaction term −qψ̄γ^μψA_μ changes by −qψ̄γ^μψ∂_μα = −(∂_μα)j^μ. The kinetic term changes by +(∂_μα)j^μ from Section 5.2. The sum is zero, and the full Lagrangian density ψ̄(iγ^μD_μ − m)ψ is invariant under the local transformation, to first order in α and in fact exactly, as Exercise 10 shows. The interaction term appears not as an additional postulate but as the unique change needed to preserve a symmetry.</w:t>
+        <w:t>Check the cancellation in the simplest case. Take α small and A</w:t>
+      </w:r>
+      <w:r>
+        <w:rPr>
+          <w:vertAlign w:val="subscript"/>
+        </w:rPr>
+        <w:t>μ</w:t>
+      </w:r>
+      <w:r>
+        <w:t xml:space="preserve"> → A</w:t>
+      </w:r>
+      <w:r>
+        <w:rPr>
+          <w:vertAlign w:val="subscript"/>
+        </w:rPr>
+        <w:t>μ</w:t>
+      </w:r>
+      <w:r>
+        <w:t xml:space="preserve"> + ∂</w:t>
+      </w:r>
+      <w:r>
+        <w:rPr>
+          <w:vertAlign w:val="subscript"/>
+        </w:rPr>
+        <w:t>μα</w:t>
+      </w:r>
+      <w:r>
+        <w:t>. The interaction term −qψ̄γ</w:t>
+      </w:r>
+      <w:r>
+        <w:rPr>
+          <w:vertAlign w:val="superscript"/>
+        </w:rPr>
+        <w:t>μ</w:t>
+      </w:r>
+      <w:r>
+        <w:t>ψA</w:t>
+      </w:r>
+      <w:r>
+        <w:rPr>
+          <w:vertAlign w:val="subscript"/>
+        </w:rPr>
+        <w:t>μ</w:t>
+      </w:r>
+      <w:r>
+        <w:t xml:space="preserve"> changes by −qψ̄γ</w:t>
+      </w:r>
+      <w:r>
+        <w:rPr>
+          <w:vertAlign w:val="superscript"/>
+        </w:rPr>
+        <w:t>μ</w:t>
+      </w:r>
+      <w:r>
+        <w:t>ψ∂</w:t>
+      </w:r>
+      <w:r>
+        <w:rPr>
+          <w:vertAlign w:val="subscript"/>
+        </w:rPr>
+        <w:t>μα</w:t>
+      </w:r>
+      <w:r>
+        <w:t xml:space="preserve"> = −(∂</w:t>
+      </w:r>
+      <w:r>
+        <w:rPr>
+          <w:vertAlign w:val="subscript"/>
+        </w:rPr>
+        <w:t>μα</w:t>
+      </w:r>
+      <w:r>
+        <w:t>)j</w:t>
+      </w:r>
+      <w:r>
+        <w:rPr>
+          <w:vertAlign w:val="superscript"/>
+        </w:rPr>
+        <w:t>μ</w:t>
+      </w:r>
+      <w:r>
+        <w:t>. The kinetic term changes by +(∂</w:t>
+      </w:r>
+      <w:r>
+        <w:rPr>
+          <w:vertAlign w:val="subscript"/>
+        </w:rPr>
+        <w:t>μα</w:t>
+      </w:r>
+      <w:r>
+        <w:t>)j</w:t>
+      </w:r>
+      <w:r>
+        <w:rPr>
+          <w:vertAlign w:val="superscript"/>
+        </w:rPr>
+        <w:t>μ</w:t>
+      </w:r>
+      <w:r>
+        <w:t xml:space="preserve"> from Section 5.2. The sum is zero, and the full Lagrangian density ψ̄(iγ</w:t>
+      </w:r>
+      <w:r>
+        <w:rPr>
+          <w:vertAlign w:val="superscript"/>
+        </w:rPr>
+        <w:t>μ</w:t>
+      </w:r>
+      <w:r>
+        <w:t>D</w:t>
+      </w:r>
+      <w:r>
+        <w:rPr>
+          <w:vertAlign w:val="subscript"/>
+        </w:rPr>
+        <w:t>μ</w:t>
+      </w:r>
+      <w:r>
+        <w:t xml:space="preserve"> − m)ψ is invariant under the local transformation, to first order in α and in fact exactly, as Exercise 10 shows. The interaction term appears not as an additional postulate but as the unique change needed to preserve a symmetry.</w:t>
       </w:r>
     </w:p>
     <w:p>
@@ -1976,7 +3122,25 @@
           </w:tcPr>
           <w:p>
             <w:r>
-              <w:t>Global phase symmetry ψ → e^(−iqα)ψ and current qψ̄γ^μψ</w:t>
+              <w:t>Global phase symmetry ψ → e</w:t>
+            </w:r>
+            <w:r>
+              <w:rPr>
+                <w:vertAlign w:val="superscript"/>
+              </w:rPr>
+              <w:t>−iqα</w:t>
+            </w:r>
+            <w:r>
+              <w:t>ψ and current qψ̄γ</w:t>
+            </w:r>
+            <w:r>
+              <w:rPr>
+                <w:vertAlign w:val="superscript"/>
+              </w:rPr>
+              <w:t>μ</w:t>
+            </w:r>
+            <w:r>
+              <w:t>ψ</w:t>
             </w:r>
           </w:p>
         </w:tc>
@@ -2050,7 +3214,13 @@
           </w:tcPr>
           <w:p>
             <w:r>
-              <w:t>[Q, φ] = −qφ and U = e^(iαQ)</w:t>
+              <w:t>[Q, φ] = −qφ and U = e</w:t>
+            </w:r>
+            <w:r>
+              <w:rPr>
+                <w:vertAlign w:val="superscript"/>
+              </w:rPr>
+              <w:t>iαQ</w:t>
             </w:r>
           </w:p>
         </w:tc>
@@ -2087,7 +3257,34 @@
           </w:tcPr>
           <w:p>
             <w:r>
-              <w:t>Selection rule (Q_f − Q_i − q_O)⟨f|O|i⟩ = 0</w:t>
+              <w:t>Selection rule (Q</w:t>
+            </w:r>
+            <w:r>
+              <w:rPr>
+                <w:vertAlign w:val="subscript"/>
+              </w:rPr>
+              <w:t>f</w:t>
+            </w:r>
+            <w:r>
+              <w:t xml:space="preserve"> − Q</w:t>
+            </w:r>
+            <w:r>
+              <w:rPr>
+                <w:vertAlign w:val="subscript"/>
+              </w:rPr>
+              <w:t>i</w:t>
+            </w:r>
+            <w:r>
+              <w:t xml:space="preserve"> − q</w:t>
+            </w:r>
+            <w:r>
+              <w:rPr>
+                <w:vertAlign w:val="subscript"/>
+              </w:rPr>
+              <w:t>O</w:t>
+            </w:r>
+            <w:r>
+              <w:t>)⟨f|O|i⟩ = 0</w:t>
             </w:r>
           </w:p>
         </w:tc>
@@ -2235,7 +3432,25 @@
           </w:tcPr>
           <w:p>
             <w:r>
-              <w:t>δℒ = (∂_μα)j^μ under a local phase</w:t>
+              <w:t>δℒ = (∂</w:t>
+            </w:r>
+            <w:r>
+              <w:rPr>
+                <w:vertAlign w:val="subscript"/>
+              </w:rPr>
+              <w:t>μα</w:t>
+            </w:r>
+            <w:r>
+              <w:t>)j</w:t>
+            </w:r>
+            <w:r>
+              <w:rPr>
+                <w:vertAlign w:val="superscript"/>
+              </w:rPr>
+              <w:t>μ</w:t>
+            </w:r>
+            <w:r>
+              <w:t xml:space="preserve"> under a local phase</w:t>
             </w:r>
           </w:p>
         </w:tc>
@@ -2272,7 +3487,58 @@
           </w:tcPr>
           <w:p>
             <w:r>
-              <w:t>D_μ = ∂_μ + iqA_μ and A_μ → A_μ + ∂_μα</w:t>
+              <w:t>D</w:t>
+            </w:r>
+            <w:r>
+              <w:rPr>
+                <w:vertAlign w:val="subscript"/>
+              </w:rPr>
+              <w:t>μ</w:t>
+            </w:r>
+            <w:r>
+              <w:t xml:space="preserve"> = ∂</w:t>
+            </w:r>
+            <w:r>
+              <w:rPr>
+                <w:vertAlign w:val="subscript"/>
+              </w:rPr>
+              <w:t>μ</w:t>
+            </w:r>
+            <w:r>
+              <w:t xml:space="preserve"> + iqA</w:t>
+            </w:r>
+            <w:r>
+              <w:rPr>
+                <w:vertAlign w:val="subscript"/>
+              </w:rPr>
+              <w:t>μ</w:t>
+            </w:r>
+            <w:r>
+              <w:t xml:space="preserve"> and A</w:t>
+            </w:r>
+            <w:r>
+              <w:rPr>
+                <w:vertAlign w:val="subscript"/>
+              </w:rPr>
+              <w:t>μ</w:t>
+            </w:r>
+            <w:r>
+              <w:t xml:space="preserve"> → A</w:t>
+            </w:r>
+            <w:r>
+              <w:rPr>
+                <w:vertAlign w:val="subscript"/>
+              </w:rPr>
+              <w:t>μ</w:t>
+            </w:r>
+            <w:r>
+              <w:t xml:space="preserve"> + ∂</w:t>
+            </w:r>
+            <w:r>
+              <w:rPr>
+                <w:vertAlign w:val="subscript"/>
+              </w:rPr>
+              <w:t>μα</w:t>
             </w:r>
           </w:p>
         </w:tc>
@@ -2335,7 +3601,25 @@
     </w:tbl>
     <w:p>
       <w:r>
-        <w:t>The row that carries the most weight is the eighth. The failure of the Lagrangian density to be invariant under a local phase, in the form δℒ = (∂_μα)j^μ, is the entire motivation for the electromagnetic interaction. The rest of this section of the course, Part VI, is the working out of that single line.</w:t>
+        <w:t>The row that carries the most weight is the eighth. The failure of the Lagrangian density to be invariant under a local phase, in the form δℒ = (∂</w:t>
+      </w:r>
+      <w:r>
+        <w:rPr>
+          <w:vertAlign w:val="subscript"/>
+        </w:rPr>
+        <w:t>μα</w:t>
+      </w:r>
+      <w:r>
+        <w:t>)j</w:t>
+      </w:r>
+      <w:r>
+        <w:rPr>
+          <w:vertAlign w:val="superscript"/>
+        </w:rPr>
+        <w:t>μ</w:t>
+      </w:r>
+      <w:r>
+        <w:t>, is the entire motivation for the electromagnetic interaction. The rest of this section of the course, Part VI, is the working out of that single line.</w:t>
       </w:r>
     </w:p>
     <w:p>
@@ -2355,7 +3639,16 @@
         </w:numPr>
       </w:pPr>
       <w:r>
-        <w:t>The phase transformation ψ → e^(−iqα)ψ leaves the Dirac and complex scalar Lagrangian densities invariant for constant α.</w:t>
+        <w:t>The phase transformation ψ → e</w:t>
+      </w:r>
+      <w:r>
+        <w:rPr>
+          <w:vertAlign w:val="superscript"/>
+        </w:rPr>
+        <w:t>−iqα</w:t>
+      </w:r>
+      <w:r>
+        <w:t>ψ leaves the Dirac and complex scalar Lagrangian densities invariant for constant α.</w:t>
       </w:r>
     </w:p>
     <w:p>
@@ -2367,7 +3660,43 @@
         </w:numPr>
       </w:pPr>
       <w:r>
-        <w:t>The Noether current is j^μ = qψ̄γ^μψ for the Dirac field and iq(φ*∂^μφ − φ∂^μφ*) for the complex scalar; the charge is Q = ∫d³x j⁰.</w:t>
+        <w:t>The Noether current is j</w:t>
+      </w:r>
+      <w:r>
+        <w:rPr>
+          <w:vertAlign w:val="superscript"/>
+        </w:rPr>
+        <w:t>μ</w:t>
+      </w:r>
+      <w:r>
+        <w:t xml:space="preserve"> = qψ̄γ</w:t>
+      </w:r>
+      <w:r>
+        <w:rPr>
+          <w:vertAlign w:val="superscript"/>
+        </w:rPr>
+        <w:t>μ</w:t>
+      </w:r>
+      <w:r>
+        <w:t>ψ for the Dirac field and iq(φ*∂</w:t>
+      </w:r>
+      <w:r>
+        <w:rPr>
+          <w:vertAlign w:val="superscript"/>
+        </w:rPr>
+        <w:t>μ</w:t>
+      </w:r>
+      <w:r>
+        <w:t>φ − φ∂</w:t>
+      </w:r>
+      <w:r>
+        <w:rPr>
+          <w:vertAlign w:val="superscript"/>
+        </w:rPr>
+        <w:t>μ</w:t>
+      </w:r>
+      <w:r>
+        <w:t>φ*) for the complex scalar; the charge is Q = ∫d³x j⁰.</w:t>
       </w:r>
     </w:p>
     <w:p>
@@ -2379,7 +3708,25 @@
         </w:numPr>
       </w:pPr>
       <w:r>
-        <w:t>The charge generates the symmetry: [Q, φ] = −qφ and U(α) = e^(iαQ) implements φ → e^(−iqα)φ.</w:t>
+        <w:t>The charge generates the symmetry: [Q, φ] = −qφ and U(α) = e</w:t>
+      </w:r>
+      <w:r>
+        <w:rPr>
+          <w:vertAlign w:val="superscript"/>
+        </w:rPr>
+        <w:t>iαQ</w:t>
+      </w:r>
+      <w:r>
+        <w:t xml:space="preserve"> implements φ → e</w:t>
+      </w:r>
+      <w:r>
+        <w:rPr>
+          <w:vertAlign w:val="superscript"/>
+        </w:rPr>
+        <w:t>−iqα</w:t>
+      </w:r>
+      <w:r>
+        <w:t>φ.</w:t>
       </w:r>
     </w:p>
     <w:p>
@@ -2391,7 +3738,34 @@
         </w:numPr>
       </w:pPr>
       <w:r>
-        <w:t>Charge conservation is the selection rule (Q_f − Q_i − q_O)⟨f|O|i⟩ = 0, and interaction terms are neutral.</w:t>
+        <w:t>Charge conservation is the selection rule (Q</w:t>
+      </w:r>
+      <w:r>
+        <w:rPr>
+          <w:vertAlign w:val="subscript"/>
+        </w:rPr>
+        <w:t>f</w:t>
+      </w:r>
+      <w:r>
+        <w:t xml:space="preserve"> − Q</w:t>
+      </w:r>
+      <w:r>
+        <w:rPr>
+          <w:vertAlign w:val="subscript"/>
+        </w:rPr>
+        <w:t>i</w:t>
+      </w:r>
+      <w:r>
+        <w:t xml:space="preserve"> − q</w:t>
+      </w:r>
+      <w:r>
+        <w:rPr>
+          <w:vertAlign w:val="subscript"/>
+        </w:rPr>
+        <w:t>O</w:t>
+      </w:r>
+      <w:r>
+        <w:t>)⟨f|O|i⟩ = 0, and interaction terms are neutral.</w:t>
       </w:r>
     </w:p>
     <w:p>
@@ -2439,7 +3813,97 @@
         </w:numPr>
       </w:pPr>
       <w:r>
-        <w:t>Under a local phase, δℒ = (∂_μα)j^μ; adding −j^μA_μ with A_μ → A_μ + ∂_μα cancels it, giving the covariant derivative D_μ = ∂_μ + iqA_μ.</w:t>
+        <w:t>Under a local phase, δℒ = (∂</w:t>
+      </w:r>
+      <w:r>
+        <w:rPr>
+          <w:vertAlign w:val="subscript"/>
+        </w:rPr>
+        <w:t>μα</w:t>
+      </w:r>
+      <w:r>
+        <w:t>)j</w:t>
+      </w:r>
+      <w:r>
+        <w:rPr>
+          <w:vertAlign w:val="superscript"/>
+        </w:rPr>
+        <w:t>μ</w:t>
+      </w:r>
+      <w:r>
+        <w:t>; adding −j</w:t>
+      </w:r>
+      <w:r>
+        <w:rPr>
+          <w:vertAlign w:val="superscript"/>
+        </w:rPr>
+        <w:t>μ</w:t>
+      </w:r>
+      <w:r>
+        <w:t>A</w:t>
+      </w:r>
+      <w:r>
+        <w:rPr>
+          <w:vertAlign w:val="subscript"/>
+        </w:rPr>
+        <w:t>μ</w:t>
+      </w:r>
+      <w:r>
+        <w:t xml:space="preserve"> with A</w:t>
+      </w:r>
+      <w:r>
+        <w:rPr>
+          <w:vertAlign w:val="subscript"/>
+        </w:rPr>
+        <w:t>μ</w:t>
+      </w:r>
+      <w:r>
+        <w:t xml:space="preserve"> → A</w:t>
+      </w:r>
+      <w:r>
+        <w:rPr>
+          <w:vertAlign w:val="subscript"/>
+        </w:rPr>
+        <w:t>μ</w:t>
+      </w:r>
+      <w:r>
+        <w:t xml:space="preserve"> + ∂</w:t>
+      </w:r>
+      <w:r>
+        <w:rPr>
+          <w:vertAlign w:val="subscript"/>
+        </w:rPr>
+        <w:t>μα</w:t>
+      </w:r>
+      <w:r>
+        <w:t xml:space="preserve"> cancels it, giving the covariant derivative D</w:t>
+      </w:r>
+      <w:r>
+        <w:rPr>
+          <w:vertAlign w:val="subscript"/>
+        </w:rPr>
+        <w:t>μ</w:t>
+      </w:r>
+      <w:r>
+        <w:t xml:space="preserve"> = ∂</w:t>
+      </w:r>
+      <w:r>
+        <w:rPr>
+          <w:vertAlign w:val="subscript"/>
+        </w:rPr>
+        <w:t>μ</w:t>
+      </w:r>
+      <w:r>
+        <w:t xml:space="preserve"> + iqA</w:t>
+      </w:r>
+      <w:r>
+        <w:rPr>
+          <w:vertAlign w:val="subscript"/>
+        </w:rPr>
+        <w:t>μ</w:t>
+      </w:r>
+      <w:r>
+        <w:t>.</w:t>
       </w:r>
     </w:p>
     <w:p>
@@ -2540,7 +4004,40 @@
           </w:tcPr>
           <w:p>
             <w:r>
-              <w:t>Show that the Dirac Lagrangian density is invariant under the constant phase ψ → e^(−iqα)ψ, and that for a position-dependent α(x) it changes by δℒ = q(∂_μα)ψ̄γ^μψ to first order.</w:t>
+              <w:rPr>
+                <w:b/>
+              </w:rPr>
+              <w:t>Core.</w:t>
+            </w:r>
+            <w:r>
+              <w:t xml:space="preserve"> Show that the Dirac Lagrangian density is invariant under the constant phase ψ → e</w:t>
+            </w:r>
+            <w:r>
+              <w:rPr>
+                <w:vertAlign w:val="superscript"/>
+              </w:rPr>
+              <w:t>−iqα</w:t>
+            </w:r>
+            <w:r>
+              <w:t>ψ, and that for a position-dependent α(x) it changes by δℒ = q(∂</w:t>
+            </w:r>
+            <w:r>
+              <w:rPr>
+                <w:vertAlign w:val="subscript"/>
+              </w:rPr>
+              <w:t>μα</w:t>
+            </w:r>
+            <w:r>
+              <w:t>)ψ̄γ</w:t>
+            </w:r>
+            <w:r>
+              <w:rPr>
+                <w:vertAlign w:val="superscript"/>
+              </w:rPr>
+              <w:t>μ</w:t>
+            </w:r>
+            <w:r>
+              <w:t>ψ to first order.</w:t>
             </w:r>
           </w:p>
         </w:tc>
@@ -2578,7 +4075,40 @@
           </w:tcPr>
           <w:p>
             <w:r>
-              <w:t>For the complex scalar with Δφ = −iqφ, derive j^μ = iq(φ*∂^μφ − φ∂^μφ*) and compute its charge density for a positive-frequency and a negative-frequency plane wave.</w:t>
+              <w:rPr>
+                <w:b/>
+              </w:rPr>
+              <w:t>Core.</w:t>
+            </w:r>
+            <w:r>
+              <w:t xml:space="preserve"> For the complex scalar with Δφ = −iqφ, derive j</w:t>
+            </w:r>
+            <w:r>
+              <w:rPr>
+                <w:vertAlign w:val="superscript"/>
+              </w:rPr>
+              <w:t>μ</w:t>
+            </w:r>
+            <w:r>
+              <w:t xml:space="preserve"> = iq(φ*∂</w:t>
+            </w:r>
+            <w:r>
+              <w:rPr>
+                <w:vertAlign w:val="superscript"/>
+              </w:rPr>
+              <w:t>μ</w:t>
+            </w:r>
+            <w:r>
+              <w:t>φ − φ∂</w:t>
+            </w:r>
+            <w:r>
+              <w:rPr>
+                <w:vertAlign w:val="superscript"/>
+              </w:rPr>
+              <w:t>μ</w:t>
+            </w:r>
+            <w:r>
+              <w:t>φ*) and compute its charge density for a positive-frequency and a negative-frequency plane wave.</w:t>
             </w:r>
           </w:p>
         </w:tc>
@@ -2614,7 +4144,40 @@
           </w:tcPr>
           <w:p>
             <w:r>
-              <w:t>Show that under φ → e^(−iqα(x))φ the complex scalar Lagrangian density changes by δℒ = (∂_μα)j^μ to first order, using Lesson 26, Exercise 6, with the replacement α → −qα.</w:t>
+              <w:rPr>
+                <w:b/>
+              </w:rPr>
+              <w:t>Core.</w:t>
+            </w:r>
+            <w:r>
+              <w:t xml:space="preserve"> Show that under φ → e</w:t>
+            </w:r>
+            <w:r>
+              <w:rPr>
+                <w:vertAlign w:val="superscript"/>
+              </w:rPr>
+              <w:t>−iqα(x)</w:t>
+            </w:r>
+            <w:r>
+              <w:t>φ the complex scalar Lagrangian density changes by δℒ = (∂</w:t>
+            </w:r>
+            <w:r>
+              <w:rPr>
+                <w:vertAlign w:val="subscript"/>
+              </w:rPr>
+              <w:t>μα</w:t>
+            </w:r>
+            <w:r>
+              <w:t>)j</w:t>
+            </w:r>
+            <w:r>
+              <w:rPr>
+                <w:vertAlign w:val="superscript"/>
+              </w:rPr>
+              <w:t>μ</w:t>
+            </w:r>
+            <w:r>
+              <w:t xml:space="preserve"> to first order, using Lesson 26, Exercise 6, with the replacement α → −qα.</w:t>
             </w:r>
           </w:p>
         </w:tc>
@@ -2652,7 +4215,85 @@
           </w:tcPr>
           <w:p>
             <w:r>
-              <w:t>With Q = q∫d³y ψ†ψ and the canonical anticommutators {ψ_a(x), ψ_b†(y)} = δ_(ab)δ³(x − y) and {ψ_a, ψ_b} = 0, show that [Q, ψ(x)] = −qψ(x) and that e^(iαQ)ψe^(−iαQ) = e^(−iqα)ψ.</w:t>
+              <w:rPr>
+                <w:b/>
+              </w:rPr>
+              <w:t>Extension.</w:t>
+            </w:r>
+            <w:r>
+              <w:t xml:space="preserve"> With Q = q∫d³y ψ†ψ and the canonical anticommutators {ψ</w:t>
+            </w:r>
+            <w:r>
+              <w:rPr>
+                <w:vertAlign w:val="subscript"/>
+              </w:rPr>
+              <w:t>a</w:t>
+            </w:r>
+            <w:r>
+              <w:t>(x), ψ</w:t>
+            </w:r>
+            <w:r>
+              <w:rPr>
+                <w:vertAlign w:val="subscript"/>
+              </w:rPr>
+              <w:t>b†</w:t>
+            </w:r>
+            <w:r>
+              <w:t>(y)} = δ</w:t>
+            </w:r>
+            <w:r>
+              <w:rPr>
+                <w:vertAlign w:val="subscript"/>
+              </w:rPr>
+              <w:t>ab</w:t>
+            </w:r>
+            <w:r>
+              <w:t>δ³(x − y) and {ψ</w:t>
+            </w:r>
+            <w:r>
+              <w:rPr>
+                <w:vertAlign w:val="subscript"/>
+              </w:rPr>
+              <w:t>a</w:t>
+            </w:r>
+            <w:r>
+              <w:t>, ψ</w:t>
+            </w:r>
+            <w:r>
+              <w:rPr>
+                <w:vertAlign w:val="subscript"/>
+              </w:rPr>
+              <w:t>b</w:t>
+            </w:r>
+            <w:r>
+              <w:t>} = 0, show that [Q, ψ(x)] = −qψ(x) and that e</w:t>
+            </w:r>
+            <w:r>
+              <w:rPr>
+                <w:vertAlign w:val="superscript"/>
+              </w:rPr>
+              <w:t>iαQ</w:t>
+            </w:r>
+            <w:r>
+              <w:t>ψe</w:t>
+            </w:r>
+            <w:r>
+              <w:rPr>
+                <w:vertAlign w:val="superscript"/>
+              </w:rPr>
+              <w:t>−iαQ</w:t>
+            </w:r>
+            <w:r>
+              <w:t xml:space="preserve"> = e</w:t>
+            </w:r>
+            <w:r>
+              <w:rPr>
+                <w:vertAlign w:val="superscript"/>
+              </w:rPr>
+              <w:t>−iqα</w:t>
+            </w:r>
+            <w:r>
+              <w:t>ψ.</w:t>
             </w:r>
           </w:p>
         </w:tc>
@@ -2688,7 +4329,49 @@
           </w:tcPr>
           <w:p>
             <w:r>
-              <w:t>Derive (Q_f − Q_i − q_O)⟨f|O|i⟩ = 0 and use it to show that ψ̄γ^μψ connects only states of equal charge while ψ changes the charge by −q.</w:t>
+              <w:rPr>
+                <w:b/>
+              </w:rPr>
+              <w:t>Extension.</w:t>
+            </w:r>
+            <w:r>
+              <w:t xml:space="preserve"> Derive (Q</w:t>
+            </w:r>
+            <w:r>
+              <w:rPr>
+                <w:vertAlign w:val="subscript"/>
+              </w:rPr>
+              <w:t>f</w:t>
+            </w:r>
+            <w:r>
+              <w:t xml:space="preserve"> − Q</w:t>
+            </w:r>
+            <w:r>
+              <w:rPr>
+                <w:vertAlign w:val="subscript"/>
+              </w:rPr>
+              <w:t>i</w:t>
+            </w:r>
+            <w:r>
+              <w:t xml:space="preserve"> − q</w:t>
+            </w:r>
+            <w:r>
+              <w:rPr>
+                <w:vertAlign w:val="subscript"/>
+              </w:rPr>
+              <w:t>O</w:t>
+            </w:r>
+            <w:r>
+              <w:t>)⟨f|O|i⟩ = 0 and use it to show that ψ̄γ</w:t>
+            </w:r>
+            <w:r>
+              <w:rPr>
+                <w:vertAlign w:val="superscript"/>
+              </w:rPr>
+              <w:t>μ</w:t>
+            </w:r>
+            <w:r>
+              <w:t>ψ connects only states of equal charge while ψ changes the charge by −q.</w:t>
             </w:r>
           </w:p>
         </w:tc>
@@ -2726,7 +4409,22 @@
           </w:tcPr>
           <w:p>
             <w:r>
-              <w:t>Show that charge conjugation φ ↔ φ* leaves the complex scalar Lagrangian density invariant and reverses the sign of the current j^μ.</w:t>
+              <w:rPr>
+                <w:b/>
+              </w:rPr>
+              <w:t>Core.</w:t>
+            </w:r>
+            <w:r>
+              <w:t xml:space="preserve"> Show that charge conjugation φ ↔ φ* leaves the complex scalar Lagrangian density invariant and reverses the sign of the current j</w:t>
+            </w:r>
+            <w:r>
+              <w:rPr>
+                <w:vertAlign w:val="superscript"/>
+              </w:rPr>
+              <w:t>μ</w:t>
+            </w:r>
+            <w:r>
+              <w:t>.</w:t>
             </w:r>
           </w:p>
         </w:tc>
@@ -2762,7 +4460,49 @@
           </w:tcPr>
           <w:p>
             <w:r>
-              <w:t>For the electron and muon fields with independent phase symmetries, write the conserved charges N_e and N_μ and the electric charge, and show that μ⁻ → e⁻γ violates N_e and N_μ separately but conserves electric charge.</w:t>
+              <w:rPr>
+                <w:b/>
+              </w:rPr>
+              <w:t>Extension.</w:t>
+            </w:r>
+            <w:r>
+              <w:t xml:space="preserve"> For the electron and muon fields with independent phase symmetries, write the conserved charges N</w:t>
+            </w:r>
+            <w:r>
+              <w:rPr>
+                <w:vertAlign w:val="subscript"/>
+              </w:rPr>
+              <w:t>e</w:t>
+            </w:r>
+            <w:r>
+              <w:t xml:space="preserve"> and N</w:t>
+            </w:r>
+            <w:r>
+              <w:rPr>
+                <w:vertAlign w:val="subscript"/>
+              </w:rPr>
+              <w:t>μ</w:t>
+            </w:r>
+            <w:r>
+              <w:t xml:space="preserve"> and the electric charge, and show that μ⁻ → e⁻γ violates N</w:t>
+            </w:r>
+            <w:r>
+              <w:rPr>
+                <w:vertAlign w:val="subscript"/>
+              </w:rPr>
+              <w:t>e</w:t>
+            </w:r>
+            <w:r>
+              <w:t xml:space="preserve"> and N</w:t>
+            </w:r>
+            <w:r>
+              <w:rPr>
+                <w:vertAlign w:val="subscript"/>
+              </w:rPr>
+              <w:t>μ</w:t>
+            </w:r>
+            <w:r>
+              <w:t xml:space="preserve"> separately but conserves electric charge.</w:t>
             </w:r>
           </w:p>
         </w:tc>
@@ -2800,7 +4540,13 @@
           </w:tcPr>
           <w:p>
             <w:r>
-              <w:t>A fermion ψ₁ with charge 0 and a fermion ψ₂ with charge −1 (in units of e) are coupled to a complex scalar φ by the term φψ̄₁ψ₂. Use the charge rule to find the charge of φ.</w:t>
+              <w:rPr>
+                <w:b/>
+              </w:rPr>
+              <w:t>Core.</w:t>
+            </w:r>
+            <w:r>
+              <w:t xml:space="preserve"> A fermion ψ₁ with charge 0 and a fermion ψ₂ with charge −1 (in units of e) are coupled to a complex scalar φ by the term φψ̄₁ψ₂. Use the charge rule to find the charge of φ.</w:t>
             </w:r>
           </w:p>
         </w:tc>
@@ -2836,7 +4582,31 @@
           </w:tcPr>
           <w:p>
             <w:r>
-              <w:t>Using the Hamiltonian form i∂_tψ = (−iα·∇ + βm)ψ and its Hermitian conjugate, show directly that ∂_t(ψ†ψ) + ∇·(ψ†αψ) = 0.</w:t>
+              <w:rPr>
+                <w:b/>
+              </w:rPr>
+              <w:t>Core.</w:t>
+            </w:r>
+            <w:r>
+              <w:t xml:space="preserve"> Using the Hamiltonian form i∂</w:t>
+            </w:r>
+            <w:r>
+              <w:rPr>
+                <w:vertAlign w:val="subscript"/>
+              </w:rPr>
+              <w:t>t</w:t>
+            </w:r>
+            <w:r>
+              <w:t>ψ = (−iα·∇ + βm)ψ and its Hermitian conjugate, show directly that ∂</w:t>
+            </w:r>
+            <w:r>
+              <w:rPr>
+                <w:vertAlign w:val="subscript"/>
+              </w:rPr>
+              <w:t>t</w:t>
+            </w:r>
+            <w:r>
+              <w:t>(ψ†ψ) + ∇·(ψ†αψ) = 0.</w:t>
             </w:r>
           </w:p>
         </w:tc>
@@ -2874,7 +4644,139 @@
           </w:tcPr>
           <w:p>
             <w:r>
-              <w:t>With D_μ = ∂_μ + iqA_μ, show that under ψ → e^(−iqα(x))ψ and A_μ → A_μ + ∂_μα the derivative D_μψ transforms as e^(−iqα)D_μψ, and hence that ψ̄iγ^μD_μψ is invariant. Expand it to identify the interaction −qψ̄γ^μψA_μ.</w:t>
+              <w:rPr>
+                <w:b/>
+              </w:rPr>
+              <w:t>Extension.</w:t>
+            </w:r>
+            <w:r>
+              <w:t xml:space="preserve"> With D</w:t>
+            </w:r>
+            <w:r>
+              <w:rPr>
+                <w:vertAlign w:val="subscript"/>
+              </w:rPr>
+              <w:t>μ</w:t>
+            </w:r>
+            <w:r>
+              <w:t xml:space="preserve"> = ∂</w:t>
+            </w:r>
+            <w:r>
+              <w:rPr>
+                <w:vertAlign w:val="subscript"/>
+              </w:rPr>
+              <w:t>μ</w:t>
+            </w:r>
+            <w:r>
+              <w:t xml:space="preserve"> + iqA</w:t>
+            </w:r>
+            <w:r>
+              <w:rPr>
+                <w:vertAlign w:val="subscript"/>
+              </w:rPr>
+              <w:t>μ</w:t>
+            </w:r>
+            <w:r>
+              <w:t>, show that under ψ → e</w:t>
+            </w:r>
+            <w:r>
+              <w:rPr>
+                <w:vertAlign w:val="superscript"/>
+              </w:rPr>
+              <w:t>−iqα(x)</w:t>
+            </w:r>
+            <w:r>
+              <w:t>ψ and A</w:t>
+            </w:r>
+            <w:r>
+              <w:rPr>
+                <w:vertAlign w:val="subscript"/>
+              </w:rPr>
+              <w:t>μ</w:t>
+            </w:r>
+            <w:r>
+              <w:t xml:space="preserve"> → A</w:t>
+            </w:r>
+            <w:r>
+              <w:rPr>
+                <w:vertAlign w:val="subscript"/>
+              </w:rPr>
+              <w:t>μ</w:t>
+            </w:r>
+            <w:r>
+              <w:t xml:space="preserve"> + ∂</w:t>
+            </w:r>
+            <w:r>
+              <w:rPr>
+                <w:vertAlign w:val="subscript"/>
+              </w:rPr>
+              <w:t>μα</w:t>
+            </w:r>
+            <w:r>
+              <w:t xml:space="preserve"> the derivative D</w:t>
+            </w:r>
+            <w:r>
+              <w:rPr>
+                <w:vertAlign w:val="subscript"/>
+              </w:rPr>
+              <w:t>μ</w:t>
+            </w:r>
+            <w:r>
+              <w:t>ψ transforms as e</w:t>
+            </w:r>
+            <w:r>
+              <w:rPr>
+                <w:vertAlign w:val="superscript"/>
+              </w:rPr>
+              <w:t>−iqα</w:t>
+            </w:r>
+            <w:r>
+              <w:t>D</w:t>
+            </w:r>
+            <w:r>
+              <w:rPr>
+                <w:vertAlign w:val="subscript"/>
+              </w:rPr>
+              <w:t>μ</w:t>
+            </w:r>
+            <w:r>
+              <w:t>ψ, and hence that ψ̄iγ</w:t>
+            </w:r>
+            <w:r>
+              <w:rPr>
+                <w:vertAlign w:val="superscript"/>
+              </w:rPr>
+              <w:t>μ</w:t>
+            </w:r>
+            <w:r>
+              <w:t>D</w:t>
+            </w:r>
+            <w:r>
+              <w:rPr>
+                <w:vertAlign w:val="subscript"/>
+              </w:rPr>
+              <w:t>μ</w:t>
+            </w:r>
+            <w:r>
+              <w:t>ψ is invariant. Expand it to identify the interaction −qψ̄γ</w:t>
+            </w:r>
+            <w:r>
+              <w:rPr>
+                <w:vertAlign w:val="superscript"/>
+              </w:rPr>
+              <w:t>μ</w:t>
+            </w:r>
+            <w:r>
+              <w:t>ψA</w:t>
+            </w:r>
+            <w:r>
+              <w:rPr>
+                <w:vertAlign w:val="subscript"/>
+              </w:rPr>
+              <w:t>μ</w:t>
+            </w:r>
+            <w:r>
+              <w:t>.</w:t>
             </w:r>
           </w:p>
         </w:tc>
@@ -2910,7 +4812,13 @@
           </w:tcPr>
           <w:p>
             <w:r>
-              <w:t>Explain in a short paragraph why a constant phase change of ψ has no observable consequence but a position-dependent phase change does.</w:t>
+              <w:rPr>
+                <w:b/>
+              </w:rPr>
+              <w:t>Extension.</w:t>
+            </w:r>
+            <w:r>
+              <w:t xml:space="preserve"> Explain in a short paragraph why a constant phase change of ψ has no observable consequence but a position-dependent phase change does.</w:t>
             </w:r>
           </w:p>
         </w:tc>
@@ -2948,7 +4856,31 @@
           </w:tcPr>
           <w:p>
             <w:r>
-              <w:t>Explain why the photon has no U(1) charge in QED and why the free photon Lagrangian density −(1/4)F_μνF^(μν) implies that photons do not interact with each other at the level of the free theory.</w:t>
+              <w:rPr>
+                <w:b/>
+              </w:rPr>
+              <w:t>Extension.</w:t>
+            </w:r>
+            <w:r>
+              <w:t xml:space="preserve"> Explain why the photon has no U(1) charge in QED and why the free photon Lagrangian density −(1/4)F</w:t>
+            </w:r>
+            <w:r>
+              <w:rPr>
+                <w:vertAlign w:val="subscript"/>
+              </w:rPr>
+              <w:t>μν</w:t>
+            </w:r>
+            <w:r>
+              <w:t>F</w:t>
+            </w:r>
+            <w:r>
+              <w:rPr>
+                <w:vertAlign w:val="superscript"/>
+              </w:rPr>
+              <w:t>μν</w:t>
+            </w:r>
+            <w:r>
+              <w:t xml:space="preserve"> implies that photons do not interact with each other at the level of the free theory.</w:t>
             </w:r>
           </w:p>
         </w:tc>
@@ -2984,7 +4916,13 @@
           </w:tcPr>
           <w:p>
             <w:r>
-              <w:t>State whether γ → e⁻e⁺, γ → e⁻e⁻, and e⁻ → e⁻γ are allowed by charge conservation, and give the initial and final charges.</w:t>
+              <w:rPr>
+                <w:b/>
+              </w:rPr>
+              <w:t>Core.</w:t>
+            </w:r>
+            <w:r>
+              <w:t xml:space="preserve"> State whether γ → e⁻e⁺, γ → e⁻e⁻, and e⁻ → e⁻γ are allowed by charge conservation, and give the initial and final charges.</w:t>
             </w:r>
           </w:p>
         </w:tc>
@@ -3022,7 +4960,31 @@
           </w:tcPr>
           <w:p>
             <w:r>
-              <w:t>Show that j^μ = qψ̄γ^μψ has mass dimension 3 in natural units and that Q is dimensionless.</w:t>
+              <w:rPr>
+                <w:b/>
+              </w:rPr>
+              <w:t>Core.</w:t>
+            </w:r>
+            <w:r>
+              <w:t xml:space="preserve"> Show that j</w:t>
+            </w:r>
+            <w:r>
+              <w:rPr>
+                <w:vertAlign w:val="superscript"/>
+              </w:rPr>
+              <w:t>μ</w:t>
+            </w:r>
+            <w:r>
+              <w:t xml:space="preserve"> = qψ̄γ</w:t>
+            </w:r>
+            <w:r>
+              <w:rPr>
+                <w:vertAlign w:val="superscript"/>
+              </w:rPr>
+              <w:t>μ</w:t>
+            </w:r>
+            <w:r>
+              <w:t>ψ has mass dimension 3 in natural units and that Q is dimensionless.</w:t>
             </w:r>
           </w:p>
         </w:tc>
@@ -3058,7 +5020,13 @@
           </w:tcPr>
           <w:p>
             <w:r>
-              <w:t>Explain why the U(1) symmetry of QED does not explain why the electron and proton have charges of equal magnitude, and state the size of the observed equality.</w:t>
+              <w:rPr>
+                <w:b/>
+              </w:rPr>
+              <w:t>Extension.</w:t>
+            </w:r>
+            <w:r>
+              <w:t xml:space="preserve"> Explain why the U(1) symmetry of QED does not explain why the electron and proton have charges of equal magnitude, and state the size of the observed equality.</w:t>
             </w:r>
           </w:p>
         </w:tc>
@@ -3096,7 +5064,103 @@
           </w:tcPr>
           <w:p>
             <w:r>
-              <w:t>Challenge: with the classical mode expansion φ = Σ_k(2ω_kV)^(−1/2)(a_k e^(−iω_kt+ik·x) + b_k*e^(iω_kt−ik·x)) of Lesson 25, Section 4.4, generalized to a complex field, show that Q = ∫d³x iq(φ*φ̇ − φφ̇*) equals qΣ_k(|a_k|² − |b_k|²).</w:t>
+              <w:rPr>
+                <w:b/>
+              </w:rPr>
+              <w:t>Challenge.</w:t>
+            </w:r>
+            <w:r>
+              <w:t xml:space="preserve"> With the classical mode expansion φ = Σ</w:t>
+            </w:r>
+            <w:r>
+              <w:rPr>
+                <w:vertAlign w:val="subscript"/>
+              </w:rPr>
+              <w:t>k</w:t>
+            </w:r>
+            <w:r>
+              <w:t>(2ω</w:t>
+            </w:r>
+            <w:r>
+              <w:rPr>
+                <w:vertAlign w:val="subscript"/>
+              </w:rPr>
+              <w:t>k</w:t>
+            </w:r>
+            <w:r>
+              <w:t>V)</w:t>
+            </w:r>
+            <w:r>
+              <w:rPr>
+                <w:vertAlign w:val="superscript"/>
+              </w:rPr>
+              <w:t>−1/2</w:t>
+            </w:r>
+            <w:r>
+              <w:t>(a</w:t>
+            </w:r>
+            <w:r>
+              <w:rPr>
+                <w:vertAlign w:val="subscript"/>
+              </w:rPr>
+              <w:t>k</w:t>
+            </w:r>
+            <w:r>
+              <w:t xml:space="preserve"> e</w:t>
+            </w:r>
+            <w:r>
+              <w:rPr>
+                <w:vertAlign w:val="superscript"/>
+              </w:rPr>
+              <w:t>−iωₖt+ik·x</w:t>
+            </w:r>
+            <w:r>
+              <w:t xml:space="preserve"> + b</w:t>
+            </w:r>
+            <w:r>
+              <w:rPr>
+                <w:vertAlign w:val="subscript"/>
+              </w:rPr>
+              <w:t>k*</w:t>
+            </w:r>
+            <w:r>
+              <w:t>e</w:t>
+            </w:r>
+            <w:r>
+              <w:rPr>
+                <w:vertAlign w:val="superscript"/>
+              </w:rPr>
+              <w:t>iωₖt−ik·x</w:t>
+            </w:r>
+            <w:r>
+              <w:t>) of Lesson 25, Section 4.4, generalized to a complex field, show that Q = ∫d³x iq(φ*φ̇ − φφ̇*) equals qΣ</w:t>
+            </w:r>
+            <w:r>
+              <w:rPr>
+                <w:vertAlign w:val="subscript"/>
+              </w:rPr>
+              <w:t>k</w:t>
+            </w:r>
+            <w:r>
+              <w:t>(|a</w:t>
+            </w:r>
+            <w:r>
+              <w:rPr>
+                <w:vertAlign w:val="subscript"/>
+              </w:rPr>
+              <w:t>k</w:t>
+            </w:r>
+            <w:r>
+              <w:t>|² − |b</w:t>
+            </w:r>
+            <w:r>
+              <w:rPr>
+                <w:vertAlign w:val="subscript"/>
+              </w:rPr>
+              <w:t>k</w:t>
+            </w:r>
+            <w:r>
+              <w:t>|²).</w:t>
             </w:r>
           </w:p>
         </w:tc>
@@ -3113,15 +5177,9 @@
     <w:p>
       <w:r>
         <w:rPr>
-          <w:b/>
-        </w:rPr>
-        <w:t>1.</w:t>
-      </w:r>
-      <w:r>
-        <w:t xml:space="preserve"> </w:t>
-      </w:r>
-      <w:r>
-        <w:t>For constant α, ψ̄ψ → e^(iqα)e^(−iqα)ψ̄ψ = ψ̄ψ, and ψ̄iγ^μ∂_μψ → e^(iqα)e^(−iqα)ψ̄iγ^μ∂_μψ, so ℒ is invariant. For α(x), ∂_μ(e^(−iqα)ψ) = e^(−iqα)(∂_μψ − iq(∂_μα)ψ), so ψ̄iγ^μ∂_μψ → ψ̄iγ^μ∂_μψ + ψ̄iγ^μ(−iq∂_μαψ) = ψ̄iγ^μ∂_μψ + q(∂_μα)ψ̄γ^μψ. The mass term is unchanged, so δℒ = q(∂_μα)ψ̄γ^μψ.</w:t>
+          <w:i/>
+        </w:rPr>
+        <w:t>Attempt each exercise before reading its solution. If you are stuck, read only the first sentence of the solution, then try again.</w:t>
       </w:r>
     </w:p>
     <w:p>
@@ -3129,13 +5187,238 @@
         <w:rPr>
           <w:b/>
         </w:rPr>
-        <w:t>2.</w:t>
+        <w:t>1.</w:t>
       </w:r>
       <w:r>
         <w:t xml:space="preserve"> </w:t>
       </w:r>
       <w:r>
-        <w:t>∂ℒ/∂(∂_μφ) = ∂^μφ* and ∂ℒ/∂(∂_μφ*) = ∂^μφ. With Δφ = −iqφ and Δφ* = iqφ*, j^μ = ∂^μφ*(−iqφ) + ∂^μφ(iqφ*) = iq(φ*∂^μφ − φ∂^μφ*). For φ = Ne^(−iEt+ip·x), ρ = j⁰ = iq(φ*φ̇ − φφ̇*) = iq(−iE − iE)|N|² = 2qE|N|². For φ = Ne^(iEt+ip·x), φ̇ = iEφ, and ρ = iq(iE + iE)|N|² = −2qE|N|².</w:t>
+        <w:t>For constant α, ψ̄ψ → e</w:t>
+      </w:r>
+      <w:r>
+        <w:rPr>
+          <w:vertAlign w:val="superscript"/>
+        </w:rPr>
+        <w:t>iqα</w:t>
+      </w:r>
+      <w:r>
+        <w:t>e</w:t>
+      </w:r>
+      <w:r>
+        <w:rPr>
+          <w:vertAlign w:val="superscript"/>
+        </w:rPr>
+        <w:t>−iqα</w:t>
+      </w:r>
+      <w:r>
+        <w:t>ψ̄ψ = ψ̄ψ, and ψ̄iγ</w:t>
+      </w:r>
+      <w:r>
+        <w:rPr>
+          <w:vertAlign w:val="superscript"/>
+        </w:rPr>
+        <w:t>μ</w:t>
+      </w:r>
+      <w:r>
+        <w:t>∂</w:t>
+      </w:r>
+      <w:r>
+        <w:rPr>
+          <w:vertAlign w:val="subscript"/>
+        </w:rPr>
+        <w:t>μ</w:t>
+      </w:r>
+      <w:r>
+        <w:t>ψ → e</w:t>
+      </w:r>
+      <w:r>
+        <w:rPr>
+          <w:vertAlign w:val="superscript"/>
+        </w:rPr>
+        <w:t>iqα</w:t>
+      </w:r>
+      <w:r>
+        <w:t>e</w:t>
+      </w:r>
+      <w:r>
+        <w:rPr>
+          <w:vertAlign w:val="superscript"/>
+        </w:rPr>
+        <w:t>−iqα</w:t>
+      </w:r>
+      <w:r>
+        <w:t>ψ̄iγ</w:t>
+      </w:r>
+      <w:r>
+        <w:rPr>
+          <w:vertAlign w:val="superscript"/>
+        </w:rPr>
+        <w:t>μ</w:t>
+      </w:r>
+      <w:r>
+        <w:t>∂</w:t>
+      </w:r>
+      <w:r>
+        <w:rPr>
+          <w:vertAlign w:val="subscript"/>
+        </w:rPr>
+        <w:t>μ</w:t>
+      </w:r>
+      <w:r>
+        <w:t>ψ, so ℒ is invariant. For α(x), ∂</w:t>
+      </w:r>
+      <w:r>
+        <w:rPr>
+          <w:vertAlign w:val="subscript"/>
+        </w:rPr>
+        <w:t>μ</w:t>
+      </w:r>
+      <w:r>
+        <w:t>(e</w:t>
+      </w:r>
+      <w:r>
+        <w:rPr>
+          <w:vertAlign w:val="superscript"/>
+        </w:rPr>
+        <w:t>−iqα</w:t>
+      </w:r>
+      <w:r>
+        <w:t>ψ) = e</w:t>
+      </w:r>
+      <w:r>
+        <w:rPr>
+          <w:vertAlign w:val="superscript"/>
+        </w:rPr>
+        <w:t>−iqα</w:t>
+      </w:r>
+      <w:r>
+        <w:t>(∂</w:t>
+      </w:r>
+      <w:r>
+        <w:rPr>
+          <w:vertAlign w:val="subscript"/>
+        </w:rPr>
+        <w:t>μ</w:t>
+      </w:r>
+      <w:r>
+        <w:t>ψ − iq(∂</w:t>
+      </w:r>
+      <w:r>
+        <w:rPr>
+          <w:vertAlign w:val="subscript"/>
+        </w:rPr>
+        <w:t>μα</w:t>
+      </w:r>
+      <w:r>
+        <w:t>)ψ), so ψ̄iγ</w:t>
+      </w:r>
+      <w:r>
+        <w:rPr>
+          <w:vertAlign w:val="superscript"/>
+        </w:rPr>
+        <w:t>μ</w:t>
+      </w:r>
+      <w:r>
+        <w:t>∂</w:t>
+      </w:r>
+      <w:r>
+        <w:rPr>
+          <w:vertAlign w:val="subscript"/>
+        </w:rPr>
+        <w:t>μ</w:t>
+      </w:r>
+      <w:r>
+        <w:t>ψ → ψ̄iγ</w:t>
+      </w:r>
+      <w:r>
+        <w:rPr>
+          <w:vertAlign w:val="superscript"/>
+        </w:rPr>
+        <w:t>μ</w:t>
+      </w:r>
+      <w:r>
+        <w:t>∂</w:t>
+      </w:r>
+      <w:r>
+        <w:rPr>
+          <w:vertAlign w:val="subscript"/>
+        </w:rPr>
+        <w:t>μ</w:t>
+      </w:r>
+      <w:r>
+        <w:t>ψ + ψ̄iγ</w:t>
+      </w:r>
+      <w:r>
+        <w:rPr>
+          <w:vertAlign w:val="superscript"/>
+        </w:rPr>
+        <w:t>μ</w:t>
+      </w:r>
+      <w:r>
+        <w:t>(−iq∂</w:t>
+      </w:r>
+      <w:r>
+        <w:rPr>
+          <w:vertAlign w:val="subscript"/>
+        </w:rPr>
+        <w:t>μα</w:t>
+      </w:r>
+      <w:r>
+        <w:t>ψ) = ψ̄iγ</w:t>
+      </w:r>
+      <w:r>
+        <w:rPr>
+          <w:vertAlign w:val="superscript"/>
+        </w:rPr>
+        <w:t>μ</w:t>
+      </w:r>
+      <w:r>
+        <w:t>∂</w:t>
+      </w:r>
+      <w:r>
+        <w:rPr>
+          <w:vertAlign w:val="subscript"/>
+        </w:rPr>
+        <w:t>μ</w:t>
+      </w:r>
+      <w:r>
+        <w:t>ψ + q(∂</w:t>
+      </w:r>
+      <w:r>
+        <w:rPr>
+          <w:vertAlign w:val="subscript"/>
+        </w:rPr>
+        <w:t>μα</w:t>
+      </w:r>
+      <w:r>
+        <w:t>)ψ̄γ</w:t>
+      </w:r>
+      <w:r>
+        <w:rPr>
+          <w:vertAlign w:val="superscript"/>
+        </w:rPr>
+        <w:t>μ</w:t>
+      </w:r>
+      <w:r>
+        <w:t>ψ. The mass term is unchanged, so δℒ = q(∂</w:t>
+      </w:r>
+      <w:r>
+        <w:rPr>
+          <w:vertAlign w:val="subscript"/>
+        </w:rPr>
+        <w:t>μα</w:t>
+      </w:r>
+      <w:r>
+        <w:t>)ψ̄γ</w:t>
+      </w:r>
+      <w:r>
+        <w:rPr>
+          <w:vertAlign w:val="superscript"/>
+        </w:rPr>
+        <w:t>μ</w:t>
+      </w:r>
+      <w:r>
+        <w:t>ψ.</w:t>
       </w:r>
     </w:p>
     <w:p>
@@ -3143,13 +5426,112 @@
         <w:rPr>
           <w:b/>
         </w:rPr>
-        <w:t>3.</w:t>
+        <w:t>2.</w:t>
       </w:r>
       <w:r>
         <w:t xml:space="preserve"> </w:t>
       </w:r>
       <w:r>
-        <w:t>From Lesson 26, Exercise 6, with α replaced by −qα (small), ∂_μφ*∂^μφ → ∂_μφ*∂^μφ + i∂^μ(−qα)(φ∂_μφ* − φ*∂_μφ) + O(α²) = ∂_μφ*∂^μφ + iq∂^μα(φ*∂_μφ − φ∂_μφ*) + O(α²). The mass term is unchanged. So δℒ = ∂_μα · iq(φ*∂^μφ − φ∂^μφ*) = (∂_μα)j^μ, with j^μ the current of Solution 2.</w:t>
+        <w:t>∂ℒ/∂(∂</w:t>
+      </w:r>
+      <w:r>
+        <w:rPr>
+          <w:vertAlign w:val="subscript"/>
+        </w:rPr>
+        <w:t>μ</w:t>
+      </w:r>
+      <w:r>
+        <w:t>φ) = ∂</w:t>
+      </w:r>
+      <w:r>
+        <w:rPr>
+          <w:vertAlign w:val="superscript"/>
+        </w:rPr>
+        <w:t>μ</w:t>
+      </w:r>
+      <w:r>
+        <w:t>φ* and ∂ℒ/∂(∂</w:t>
+      </w:r>
+      <w:r>
+        <w:rPr>
+          <w:vertAlign w:val="subscript"/>
+        </w:rPr>
+        <w:t>μ</w:t>
+      </w:r>
+      <w:r>
+        <w:t>φ*) = ∂</w:t>
+      </w:r>
+      <w:r>
+        <w:rPr>
+          <w:vertAlign w:val="superscript"/>
+        </w:rPr>
+        <w:t>μ</w:t>
+      </w:r>
+      <w:r>
+        <w:t>φ. With Δφ = −iqφ and Δφ* = iqφ*, j</w:t>
+      </w:r>
+      <w:r>
+        <w:rPr>
+          <w:vertAlign w:val="superscript"/>
+        </w:rPr>
+        <w:t>μ</w:t>
+      </w:r>
+      <w:r>
+        <w:t xml:space="preserve"> = ∂</w:t>
+      </w:r>
+      <w:r>
+        <w:rPr>
+          <w:vertAlign w:val="superscript"/>
+        </w:rPr>
+        <w:t>μ</w:t>
+      </w:r>
+      <w:r>
+        <w:t>φ*(−iqφ) + ∂</w:t>
+      </w:r>
+      <w:r>
+        <w:rPr>
+          <w:vertAlign w:val="superscript"/>
+        </w:rPr>
+        <w:t>μ</w:t>
+      </w:r>
+      <w:r>
+        <w:t>φ(iqφ*) = iq(φ*∂</w:t>
+      </w:r>
+      <w:r>
+        <w:rPr>
+          <w:vertAlign w:val="superscript"/>
+        </w:rPr>
+        <w:t>μ</w:t>
+      </w:r>
+      <w:r>
+        <w:t>φ − φ∂</w:t>
+      </w:r>
+      <w:r>
+        <w:rPr>
+          <w:vertAlign w:val="superscript"/>
+        </w:rPr>
+        <w:t>μ</w:t>
+      </w:r>
+      <w:r>
+        <w:t>φ*). For φ = Ne</w:t>
+      </w:r>
+      <w:r>
+        <w:rPr>
+          <w:vertAlign w:val="superscript"/>
+        </w:rPr>
+        <w:t>−iEt+ip·x</w:t>
+      </w:r>
+      <w:r>
+        <w:t>, ρ = j⁰ = iq(φ*φ̇ − φφ̇*) = iq(−iE − iE)|N|² = 2qE|N|². For φ = Ne</w:t>
+      </w:r>
+      <w:r>
+        <w:rPr>
+          <w:vertAlign w:val="superscript"/>
+        </w:rPr>
+        <w:t>iEt+ip·x</w:t>
+      </w:r>
+      <w:r>
+        <w:t>, φ̇ = iEφ, and ρ = iq(iE + iE)|N|² = −2qE|N|².</w:t>
       </w:r>
     </w:p>
     <w:p>
@@ -3157,13 +5539,175 @@
         <w:rPr>
           <w:b/>
         </w:rPr>
-        <w:t>4.</w:t>
+        <w:t>3.</w:t>
       </w:r>
       <w:r>
         <w:t xml:space="preserve"> </w:t>
       </w:r>
       <w:r>
-        <w:t>Using [AB, C] = A{B, C} − {A, C}B with A = ψ_b†(y), B = ψ_b(y), C = ψ_a(x): [ψ_b†(y)ψ_b(y), ψ_a(x)] = ψ_b†(y){ψ_b(y), ψ_a(x)} − {ψ_b†(y), ψ_a(x)}ψ_b(y) = 0 − δ_(ab)δ³(x − y)ψ_b(y). Summing over b and integrating over y, [Q, ψ_a(x)] = −qψ_a(x). Let f(α) = e^(iαQ)ψe^(−iαQ). Then df/dα = ie^(iαQ)[Q, ψ]e^(−iαQ) = −iqf, with f(0) = ψ, so f = e^(−iqα)ψ.</w:t>
+        <w:t>From Lesson 26, Exercise 6, with α replaced by −qα (small), ∂</w:t>
+      </w:r>
+      <w:r>
+        <w:rPr>
+          <w:vertAlign w:val="subscript"/>
+        </w:rPr>
+        <w:t>μ</w:t>
+      </w:r>
+      <w:r>
+        <w:t>φ*∂</w:t>
+      </w:r>
+      <w:r>
+        <w:rPr>
+          <w:vertAlign w:val="superscript"/>
+        </w:rPr>
+        <w:t>μ</w:t>
+      </w:r>
+      <w:r>
+        <w:t>φ → ∂</w:t>
+      </w:r>
+      <w:r>
+        <w:rPr>
+          <w:vertAlign w:val="subscript"/>
+        </w:rPr>
+        <w:t>μ</w:t>
+      </w:r>
+      <w:r>
+        <w:t>φ*∂</w:t>
+      </w:r>
+      <w:r>
+        <w:rPr>
+          <w:vertAlign w:val="superscript"/>
+        </w:rPr>
+        <w:t>μ</w:t>
+      </w:r>
+      <w:r>
+        <w:t>φ + i∂</w:t>
+      </w:r>
+      <w:r>
+        <w:rPr>
+          <w:vertAlign w:val="superscript"/>
+        </w:rPr>
+        <w:t>μ</w:t>
+      </w:r>
+      <w:r>
+        <w:t>(−qα)(φ∂</w:t>
+      </w:r>
+      <w:r>
+        <w:rPr>
+          <w:vertAlign w:val="subscript"/>
+        </w:rPr>
+        <w:t>μ</w:t>
+      </w:r>
+      <w:r>
+        <w:t>φ* − φ*∂</w:t>
+      </w:r>
+      <w:r>
+        <w:rPr>
+          <w:vertAlign w:val="subscript"/>
+        </w:rPr>
+        <w:t>μ</w:t>
+      </w:r>
+      <w:r>
+        <w:t>φ) + O(α²) = ∂</w:t>
+      </w:r>
+      <w:r>
+        <w:rPr>
+          <w:vertAlign w:val="subscript"/>
+        </w:rPr>
+        <w:t>μ</w:t>
+      </w:r>
+      <w:r>
+        <w:t>φ*∂</w:t>
+      </w:r>
+      <w:r>
+        <w:rPr>
+          <w:vertAlign w:val="superscript"/>
+        </w:rPr>
+        <w:t>μ</w:t>
+      </w:r>
+      <w:r>
+        <w:t>φ + iq∂</w:t>
+      </w:r>
+      <w:r>
+        <w:rPr>
+          <w:vertAlign w:val="superscript"/>
+        </w:rPr>
+        <w:t>μα</w:t>
+      </w:r>
+      <w:r>
+        <w:t>(φ*∂</w:t>
+      </w:r>
+      <w:r>
+        <w:rPr>
+          <w:vertAlign w:val="subscript"/>
+        </w:rPr>
+        <w:t>μ</w:t>
+      </w:r>
+      <w:r>
+        <w:t>φ − φ∂</w:t>
+      </w:r>
+      <w:r>
+        <w:rPr>
+          <w:vertAlign w:val="subscript"/>
+        </w:rPr>
+        <w:t>μ</w:t>
+      </w:r>
+      <w:r>
+        <w:t>φ*) + O(α²). The mass term is unchanged. So δℒ = ∂</w:t>
+      </w:r>
+      <w:r>
+        <w:rPr>
+          <w:vertAlign w:val="subscript"/>
+        </w:rPr>
+        <w:t>μα</w:t>
+      </w:r>
+      <w:r>
+        <w:t xml:space="preserve"> · iq(φ*∂</w:t>
+      </w:r>
+      <w:r>
+        <w:rPr>
+          <w:vertAlign w:val="superscript"/>
+        </w:rPr>
+        <w:t>μ</w:t>
+      </w:r>
+      <w:r>
+        <w:t>φ − φ∂</w:t>
+      </w:r>
+      <w:r>
+        <w:rPr>
+          <w:vertAlign w:val="superscript"/>
+        </w:rPr>
+        <w:t>μ</w:t>
+      </w:r>
+      <w:r>
+        <w:t>φ*) = (∂</w:t>
+      </w:r>
+      <w:r>
+        <w:rPr>
+          <w:vertAlign w:val="subscript"/>
+        </w:rPr>
+        <w:t>μα</w:t>
+      </w:r>
+      <w:r>
+        <w:t>)j</w:t>
+      </w:r>
+      <w:r>
+        <w:rPr>
+          <w:vertAlign w:val="superscript"/>
+        </w:rPr>
+        <w:t>μ</w:t>
+      </w:r>
+      <w:r>
+        <w:t>, with j</w:t>
+      </w:r>
+      <w:r>
+        <w:rPr>
+          <w:vertAlign w:val="superscript"/>
+        </w:rPr>
+        <w:t>μ</w:t>
+      </w:r>
+      <w:r>
+        <w:t xml:space="preserve"> the current of Solution 2.</w:t>
       </w:r>
     </w:p>
     <w:p>
@@ -3171,13 +5715,202 @@
         <w:rPr>
           <w:b/>
         </w:rPr>
-        <w:t>5.</w:t>
+        <w:t>4.</w:t>
       </w:r>
       <w:r>
         <w:t xml:space="preserve"> </w:t>
       </w:r>
       <w:r>
-        <w:t>For states of definite charge, ⟨f|[Q, O]|i⟩ = ⟨f|QO − OQ|i⟩ = (Q_f − Q_i)⟨f|O|i⟩. Since [Q, O] = q_OO, this equals q_O⟨f|O|i⟩, and (Q_f − Q_i − q_O)⟨f|O|i⟩ = 0. For O = ψ̄γ^μψ, [Q, O] = 0 because ψ̄ has charge +q and ψ has charge −q, so q_O = 0 and Q_f = Q_i. For O = ψ, [Q, ψ] = −qψ gives q_O = −q, so Q_f = Q_i − q.</w:t>
+        <w:t>Using [AB, C] = A{B, C} − {A, C}B with A = ψ</w:t>
+      </w:r>
+      <w:r>
+        <w:rPr>
+          <w:vertAlign w:val="subscript"/>
+        </w:rPr>
+        <w:t>b†</w:t>
+      </w:r>
+      <w:r>
+        <w:t>(y), B = ψ</w:t>
+      </w:r>
+      <w:r>
+        <w:rPr>
+          <w:vertAlign w:val="subscript"/>
+        </w:rPr>
+        <w:t>b</w:t>
+      </w:r>
+      <w:r>
+        <w:t>(y), C = ψ</w:t>
+      </w:r>
+      <w:r>
+        <w:rPr>
+          <w:vertAlign w:val="subscript"/>
+        </w:rPr>
+        <w:t>a</w:t>
+      </w:r>
+      <w:r>
+        <w:t>(x): [ψ</w:t>
+      </w:r>
+      <w:r>
+        <w:rPr>
+          <w:vertAlign w:val="subscript"/>
+        </w:rPr>
+        <w:t>b†</w:t>
+      </w:r>
+      <w:r>
+        <w:t>(y)ψ</w:t>
+      </w:r>
+      <w:r>
+        <w:rPr>
+          <w:vertAlign w:val="subscript"/>
+        </w:rPr>
+        <w:t>b</w:t>
+      </w:r>
+      <w:r>
+        <w:t>(y), ψ</w:t>
+      </w:r>
+      <w:r>
+        <w:rPr>
+          <w:vertAlign w:val="subscript"/>
+        </w:rPr>
+        <w:t>a</w:t>
+      </w:r>
+      <w:r>
+        <w:t>(x)] = ψ</w:t>
+      </w:r>
+      <w:r>
+        <w:rPr>
+          <w:vertAlign w:val="subscript"/>
+        </w:rPr>
+        <w:t>b†</w:t>
+      </w:r>
+      <w:r>
+        <w:t>(y){ψ</w:t>
+      </w:r>
+      <w:r>
+        <w:rPr>
+          <w:vertAlign w:val="subscript"/>
+        </w:rPr>
+        <w:t>b</w:t>
+      </w:r>
+      <w:r>
+        <w:t>(y), ψ</w:t>
+      </w:r>
+      <w:r>
+        <w:rPr>
+          <w:vertAlign w:val="subscript"/>
+        </w:rPr>
+        <w:t>a</w:t>
+      </w:r>
+      <w:r>
+        <w:t>(x)} − {ψ</w:t>
+      </w:r>
+      <w:r>
+        <w:rPr>
+          <w:vertAlign w:val="subscript"/>
+        </w:rPr>
+        <w:t>b†</w:t>
+      </w:r>
+      <w:r>
+        <w:t>(y), ψ</w:t>
+      </w:r>
+      <w:r>
+        <w:rPr>
+          <w:vertAlign w:val="subscript"/>
+        </w:rPr>
+        <w:t>a</w:t>
+      </w:r>
+      <w:r>
+        <w:t>(x)}ψ</w:t>
+      </w:r>
+      <w:r>
+        <w:rPr>
+          <w:vertAlign w:val="subscript"/>
+        </w:rPr>
+        <w:t>b</w:t>
+      </w:r>
+      <w:r>
+        <w:t>(y) = 0 − δ</w:t>
+      </w:r>
+      <w:r>
+        <w:rPr>
+          <w:vertAlign w:val="subscript"/>
+        </w:rPr>
+        <w:t>ab</w:t>
+      </w:r>
+      <w:r>
+        <w:t>δ³(x − y)ψ</w:t>
+      </w:r>
+      <w:r>
+        <w:rPr>
+          <w:vertAlign w:val="subscript"/>
+        </w:rPr>
+        <w:t>b</w:t>
+      </w:r>
+      <w:r>
+        <w:t>(y). Summing over b and integrating over y, [Q, ψ</w:t>
+      </w:r>
+      <w:r>
+        <w:rPr>
+          <w:vertAlign w:val="subscript"/>
+        </w:rPr>
+        <w:t>a</w:t>
+      </w:r>
+      <w:r>
+        <w:t>(x)] = −qψ</w:t>
+      </w:r>
+      <w:r>
+        <w:rPr>
+          <w:vertAlign w:val="subscript"/>
+        </w:rPr>
+        <w:t>a</w:t>
+      </w:r>
+      <w:r>
+        <w:t>(x). Let f(α) = e</w:t>
+      </w:r>
+      <w:r>
+        <w:rPr>
+          <w:vertAlign w:val="superscript"/>
+        </w:rPr>
+        <w:t>iαQ</w:t>
+      </w:r>
+      <w:r>
+        <w:t>ψe</w:t>
+      </w:r>
+      <w:r>
+        <w:rPr>
+          <w:vertAlign w:val="superscript"/>
+        </w:rPr>
+        <w:t>−iαQ</w:t>
+      </w:r>
+      <w:r>
+        <w:t>. Then df/dα = ie</w:t>
+      </w:r>
+      <w:r>
+        <w:rPr>
+          <w:vertAlign w:val="superscript"/>
+        </w:rPr>
+        <w:t>iαQ</w:t>
+      </w:r>
+      <w:r>
+        <w:t>[Q, ψ]e</w:t>
+      </w:r>
+      <w:r>
+        <w:rPr>
+          <w:vertAlign w:val="superscript"/>
+        </w:rPr>
+        <w:t>−iαQ</w:t>
+      </w:r>
+      <w:r>
+        <w:t xml:space="preserve"> = −iqf, with f(0) = ψ, so f = e</w:t>
+      </w:r>
+      <w:r>
+        <w:rPr>
+          <w:vertAlign w:val="superscript"/>
+        </w:rPr>
+        <w:t>−iqα</w:t>
+      </w:r>
+      <w:r>
+        <w:t>ψ.</w:t>
       </w:r>
     </w:p>
     <w:p>
@@ -3185,13 +5918,139 @@
         <w:rPr>
           <w:b/>
         </w:rPr>
-        <w:t>6.</w:t>
+        <w:t>5.</w:t>
       </w:r>
       <w:r>
         <w:t xml:space="preserve"> </w:t>
       </w:r>
       <w:r>
-        <w:t>Under φ ↔ φ*, ∂_μφ*∂^μφ → ∂_μφ∂^μφ* = ∂_μφ*∂^μφ and φ*φ → φφ* = φ*φ, so ℒ is invariant. The current iq(φ*∂^μφ − φ∂^μφ*) becomes iq(φ∂^μφ* − φ*∂^μφ) = −iq(φ*∂^μφ − φ∂^μφ*) = −j^μ.</w:t>
+        <w:t>For states of definite charge, ⟨f|[Q, O]|i⟩ = ⟨f|QO − OQ|i⟩ = (Q</w:t>
+      </w:r>
+      <w:r>
+        <w:rPr>
+          <w:vertAlign w:val="subscript"/>
+        </w:rPr>
+        <w:t>f</w:t>
+      </w:r>
+      <w:r>
+        <w:t xml:space="preserve"> − Q</w:t>
+      </w:r>
+      <w:r>
+        <w:rPr>
+          <w:vertAlign w:val="subscript"/>
+        </w:rPr>
+        <w:t>i</w:t>
+      </w:r>
+      <w:r>
+        <w:t>)⟨f|O|i⟩. Since [Q, O] = q</w:t>
+      </w:r>
+      <w:r>
+        <w:rPr>
+          <w:vertAlign w:val="subscript"/>
+        </w:rPr>
+        <w:t>OO</w:t>
+      </w:r>
+      <w:r>
+        <w:t>, this equals q</w:t>
+      </w:r>
+      <w:r>
+        <w:rPr>
+          <w:vertAlign w:val="subscript"/>
+        </w:rPr>
+        <w:t>O</w:t>
+      </w:r>
+      <w:r>
+        <w:t>⟨f|O|i⟩, and (Q</w:t>
+      </w:r>
+      <w:r>
+        <w:rPr>
+          <w:vertAlign w:val="subscript"/>
+        </w:rPr>
+        <w:t>f</w:t>
+      </w:r>
+      <w:r>
+        <w:t xml:space="preserve"> − Q</w:t>
+      </w:r>
+      <w:r>
+        <w:rPr>
+          <w:vertAlign w:val="subscript"/>
+        </w:rPr>
+        <w:t>i</w:t>
+      </w:r>
+      <w:r>
+        <w:t xml:space="preserve"> − q</w:t>
+      </w:r>
+      <w:r>
+        <w:rPr>
+          <w:vertAlign w:val="subscript"/>
+        </w:rPr>
+        <w:t>O</w:t>
+      </w:r>
+      <w:r>
+        <w:t>)⟨f|O|i⟩ = 0. For O = ψ̄γ</w:t>
+      </w:r>
+      <w:r>
+        <w:rPr>
+          <w:vertAlign w:val="superscript"/>
+        </w:rPr>
+        <w:t>μ</w:t>
+      </w:r>
+      <w:r>
+        <w:t>ψ, [Q, O] = 0 because ψ̄ has charge +q and ψ has charge −q, so q</w:t>
+      </w:r>
+      <w:r>
+        <w:rPr>
+          <w:vertAlign w:val="subscript"/>
+        </w:rPr>
+        <w:t>O</w:t>
+      </w:r>
+      <w:r>
+        <w:t xml:space="preserve"> = 0 and Q</w:t>
+      </w:r>
+      <w:r>
+        <w:rPr>
+          <w:vertAlign w:val="subscript"/>
+        </w:rPr>
+        <w:t>f</w:t>
+      </w:r>
+      <w:r>
+        <w:t xml:space="preserve"> = Q</w:t>
+      </w:r>
+      <w:r>
+        <w:rPr>
+          <w:vertAlign w:val="subscript"/>
+        </w:rPr>
+        <w:t>i</w:t>
+      </w:r>
+      <w:r>
+        <w:t>. For O = ψ, [Q, ψ] = −qψ gives q</w:t>
+      </w:r>
+      <w:r>
+        <w:rPr>
+          <w:vertAlign w:val="subscript"/>
+        </w:rPr>
+        <w:t>O</w:t>
+      </w:r>
+      <w:r>
+        <w:t xml:space="preserve"> = −q, so Q</w:t>
+      </w:r>
+      <w:r>
+        <w:rPr>
+          <w:vertAlign w:val="subscript"/>
+        </w:rPr>
+        <w:t>f</w:t>
+      </w:r>
+      <w:r>
+        <w:t xml:space="preserve"> = Q</w:t>
+      </w:r>
+      <w:r>
+        <w:rPr>
+          <w:vertAlign w:val="subscript"/>
+        </w:rPr>
+        <w:t>i</w:t>
+      </w:r>
+      <w:r>
+        <w:t xml:space="preserve"> − q.</w:t>
       </w:r>
     </w:p>
     <w:p>
@@ -3199,13 +6058,130 @@
         <w:rPr>
           <w:b/>
         </w:rPr>
-        <w:t>7.</w:t>
+        <w:t>6.</w:t>
       </w:r>
       <w:r>
         <w:t xml:space="preserve"> </w:t>
       </w:r>
       <w:r>
-        <w:t>Each field has a symmetry ψ_f → e^(−iα_f)ψ_f with Noether charge N_f = ∫d³x ψ_f†ψ_f, that is N_e and N_μ. The electric charge is Q = −e(N_e + N_μ) when both fields have charge −e. In μ⁻ → e⁻γ, the initial state has N_μ = 1 and N_e = 0, and the final state has N_μ = 0 and N_e = 1, so both N_e and N_μ change by one unit and neither is conserved separately. The electric charge is −e before and after, and N_e + N_μ = 1 before and after, so those are conserved. The QED vertex ψ̄_fγ^μψ_fA_μ has the same species on both fermion legs, so it cannot change N_e or N_μ.</w:t>
+        <w:t>Under φ ↔ φ*, ∂</w:t>
+      </w:r>
+      <w:r>
+        <w:rPr>
+          <w:vertAlign w:val="subscript"/>
+        </w:rPr>
+        <w:t>μ</w:t>
+      </w:r>
+      <w:r>
+        <w:t>φ*∂</w:t>
+      </w:r>
+      <w:r>
+        <w:rPr>
+          <w:vertAlign w:val="superscript"/>
+        </w:rPr>
+        <w:t>μ</w:t>
+      </w:r>
+      <w:r>
+        <w:t>φ → ∂</w:t>
+      </w:r>
+      <w:r>
+        <w:rPr>
+          <w:vertAlign w:val="subscript"/>
+        </w:rPr>
+        <w:t>μ</w:t>
+      </w:r>
+      <w:r>
+        <w:t>φ∂</w:t>
+      </w:r>
+      <w:r>
+        <w:rPr>
+          <w:vertAlign w:val="superscript"/>
+        </w:rPr>
+        <w:t>μ</w:t>
+      </w:r>
+      <w:r>
+        <w:t>φ* = ∂</w:t>
+      </w:r>
+      <w:r>
+        <w:rPr>
+          <w:vertAlign w:val="subscript"/>
+        </w:rPr>
+        <w:t>μ</w:t>
+      </w:r>
+      <w:r>
+        <w:t>φ*∂</w:t>
+      </w:r>
+      <w:r>
+        <w:rPr>
+          <w:vertAlign w:val="superscript"/>
+        </w:rPr>
+        <w:t>μ</w:t>
+      </w:r>
+      <w:r>
+        <w:t>φ and φ*φ → φφ* = φ*φ, so ℒ is invariant. The current iq(φ*∂</w:t>
+      </w:r>
+      <w:r>
+        <w:rPr>
+          <w:vertAlign w:val="superscript"/>
+        </w:rPr>
+        <w:t>μ</w:t>
+      </w:r>
+      <w:r>
+        <w:t>φ − φ∂</w:t>
+      </w:r>
+      <w:r>
+        <w:rPr>
+          <w:vertAlign w:val="superscript"/>
+        </w:rPr>
+        <w:t>μ</w:t>
+      </w:r>
+      <w:r>
+        <w:t>φ*) becomes iq(φ∂</w:t>
+      </w:r>
+      <w:r>
+        <w:rPr>
+          <w:vertAlign w:val="superscript"/>
+        </w:rPr>
+        <w:t>μ</w:t>
+      </w:r>
+      <w:r>
+        <w:t>φ* − φ*∂</w:t>
+      </w:r>
+      <w:r>
+        <w:rPr>
+          <w:vertAlign w:val="superscript"/>
+        </w:rPr>
+        <w:t>μ</w:t>
+      </w:r>
+      <w:r>
+        <w:t>φ) = −iq(φ*∂</w:t>
+      </w:r>
+      <w:r>
+        <w:rPr>
+          <w:vertAlign w:val="superscript"/>
+        </w:rPr>
+        <w:t>μ</w:t>
+      </w:r>
+      <w:r>
+        <w:t>φ − φ∂</w:t>
+      </w:r>
+      <w:r>
+        <w:rPr>
+          <w:vertAlign w:val="superscript"/>
+        </w:rPr>
+        <w:t>μ</w:t>
+      </w:r>
+      <w:r>
+        <w:t>φ*) = −j</w:t>
+      </w:r>
+      <w:r>
+        <w:rPr>
+          <w:vertAlign w:val="superscript"/>
+        </w:rPr>
+        <w:t>μ</w:t>
+      </w:r>
+      <w:r>
+        <w:t>.</w:t>
       </w:r>
     </w:p>
     <w:p>
@@ -3213,13 +6189,229 @@
         <w:rPr>
           <w:b/>
         </w:rPr>
-        <w:t>8.</w:t>
+        <w:t>7.</w:t>
       </w:r>
       <w:r>
         <w:t xml:space="preserve"> </w:t>
       </w:r>
       <w:r>
-        <w:t>The term φψ̄₁ψ₂ has total charge q_φ − q₁ + q₂, since ψ̄₁ carries −q₁ and ψ₂ carries +q₂ (ψ̄ carries the opposite charge of ψ). Setting this to zero, q_φ = q₁ − q₂ = 0 − (−1) = +1, so φ carries charge +e.</w:t>
+        <w:t>Each field has a symmetry ψ</w:t>
+      </w:r>
+      <w:r>
+        <w:rPr>
+          <w:vertAlign w:val="subscript"/>
+        </w:rPr>
+        <w:t>f</w:t>
+      </w:r>
+      <w:r>
+        <w:t xml:space="preserve"> → e</w:t>
+      </w:r>
+      <w:r>
+        <w:rPr>
+          <w:vertAlign w:val="superscript"/>
+        </w:rPr>
+        <w:t>−iα_f</w:t>
+      </w:r>
+      <w:r>
+        <w:t>ψ</w:t>
+      </w:r>
+      <w:r>
+        <w:rPr>
+          <w:vertAlign w:val="subscript"/>
+        </w:rPr>
+        <w:t>f</w:t>
+      </w:r>
+      <w:r>
+        <w:t xml:space="preserve"> with Noether charge N</w:t>
+      </w:r>
+      <w:r>
+        <w:rPr>
+          <w:vertAlign w:val="subscript"/>
+        </w:rPr>
+        <w:t>f</w:t>
+      </w:r>
+      <w:r>
+        <w:t xml:space="preserve"> = ∫d³x ψ</w:t>
+      </w:r>
+      <w:r>
+        <w:rPr>
+          <w:vertAlign w:val="subscript"/>
+        </w:rPr>
+        <w:t>f†</w:t>
+      </w:r>
+      <w:r>
+        <w:t>ψ</w:t>
+      </w:r>
+      <w:r>
+        <w:rPr>
+          <w:vertAlign w:val="subscript"/>
+        </w:rPr>
+        <w:t>f</w:t>
+      </w:r>
+      <w:r>
+        <w:t>, that is N</w:t>
+      </w:r>
+      <w:r>
+        <w:rPr>
+          <w:vertAlign w:val="subscript"/>
+        </w:rPr>
+        <w:t>e</w:t>
+      </w:r>
+      <w:r>
+        <w:t xml:space="preserve"> and N</w:t>
+      </w:r>
+      <w:r>
+        <w:rPr>
+          <w:vertAlign w:val="subscript"/>
+        </w:rPr>
+        <w:t>μ</w:t>
+      </w:r>
+      <w:r>
+        <w:t>. The electric charge is Q = −e(N</w:t>
+      </w:r>
+      <w:r>
+        <w:rPr>
+          <w:vertAlign w:val="subscript"/>
+        </w:rPr>
+        <w:t>e</w:t>
+      </w:r>
+      <w:r>
+        <w:t xml:space="preserve"> + N</w:t>
+      </w:r>
+      <w:r>
+        <w:rPr>
+          <w:vertAlign w:val="subscript"/>
+        </w:rPr>
+        <w:t>μ</w:t>
+      </w:r>
+      <w:r>
+        <w:t>) when both fields have charge −e. In μ⁻ → e⁻γ, the initial state has N</w:t>
+      </w:r>
+      <w:r>
+        <w:rPr>
+          <w:vertAlign w:val="subscript"/>
+        </w:rPr>
+        <w:t>μ</w:t>
+      </w:r>
+      <w:r>
+        <w:t xml:space="preserve"> = 1 and N</w:t>
+      </w:r>
+      <w:r>
+        <w:rPr>
+          <w:vertAlign w:val="subscript"/>
+        </w:rPr>
+        <w:t>e</w:t>
+      </w:r>
+      <w:r>
+        <w:t xml:space="preserve"> = 0, and the final state has N</w:t>
+      </w:r>
+      <w:r>
+        <w:rPr>
+          <w:vertAlign w:val="subscript"/>
+        </w:rPr>
+        <w:t>μ</w:t>
+      </w:r>
+      <w:r>
+        <w:t xml:space="preserve"> = 0 and N</w:t>
+      </w:r>
+      <w:r>
+        <w:rPr>
+          <w:vertAlign w:val="subscript"/>
+        </w:rPr>
+        <w:t>e</w:t>
+      </w:r>
+      <w:r>
+        <w:t xml:space="preserve"> = 1, so both N</w:t>
+      </w:r>
+      <w:r>
+        <w:rPr>
+          <w:vertAlign w:val="subscript"/>
+        </w:rPr>
+        <w:t>e</w:t>
+      </w:r>
+      <w:r>
+        <w:t xml:space="preserve"> and N</w:t>
+      </w:r>
+      <w:r>
+        <w:rPr>
+          <w:vertAlign w:val="subscript"/>
+        </w:rPr>
+        <w:t>μ</w:t>
+      </w:r>
+      <w:r>
+        <w:t xml:space="preserve"> change by one unit and neither is conserved separately. The electric charge is −e before and after, and N</w:t>
+      </w:r>
+      <w:r>
+        <w:rPr>
+          <w:vertAlign w:val="subscript"/>
+        </w:rPr>
+        <w:t>e</w:t>
+      </w:r>
+      <w:r>
+        <w:t xml:space="preserve"> + N</w:t>
+      </w:r>
+      <w:r>
+        <w:rPr>
+          <w:vertAlign w:val="subscript"/>
+        </w:rPr>
+        <w:t>μ</w:t>
+      </w:r>
+      <w:r>
+        <w:t xml:space="preserve"> = 1 before and after, so those are conserved. The QED vertex ψ̄</w:t>
+      </w:r>
+      <w:r>
+        <w:rPr>
+          <w:vertAlign w:val="subscript"/>
+        </w:rPr>
+        <w:t>f</w:t>
+      </w:r>
+      <w:r>
+        <w:t>γ</w:t>
+      </w:r>
+      <w:r>
+        <w:rPr>
+          <w:vertAlign w:val="superscript"/>
+        </w:rPr>
+        <w:t>μ</w:t>
+      </w:r>
+      <w:r>
+        <w:t>ψ</w:t>
+      </w:r>
+      <w:r>
+        <w:rPr>
+          <w:vertAlign w:val="subscript"/>
+        </w:rPr>
+        <w:t>f</w:t>
+      </w:r>
+      <w:r>
+        <w:t>A</w:t>
+      </w:r>
+      <w:r>
+        <w:rPr>
+          <w:vertAlign w:val="subscript"/>
+        </w:rPr>
+        <w:t>μ</w:t>
+      </w:r>
+      <w:r>
+        <w:t xml:space="preserve"> has the same species on both fermion legs, so it cannot change N</w:t>
+      </w:r>
+      <w:r>
+        <w:rPr>
+          <w:vertAlign w:val="subscript"/>
+        </w:rPr>
+        <w:t>e</w:t>
+      </w:r>
+      <w:r>
+        <w:t xml:space="preserve"> or N</w:t>
+      </w:r>
+      <w:r>
+        <w:rPr>
+          <w:vertAlign w:val="subscript"/>
+        </w:rPr>
+        <w:t>μ</w:t>
+      </w:r>
+      <w:r>
+        <w:t>.</w:t>
       </w:r>
     </w:p>
     <w:p>
@@ -3227,13 +6419,31 @@
         <w:rPr>
           <w:b/>
         </w:rPr>
-        <w:t>9.</w:t>
+        <w:t>8.</w:t>
       </w:r>
       <w:r>
         <w:t xml:space="preserve"> </w:t>
       </w:r>
       <w:r>
-        <w:t>From i∂_tψ = (−iα·∇ + βm)ψ, ∂_tψ = −α·∇ψ − iβmψ. The Hermitian conjugate, using α and β Hermitian, is ∂_tψ† = −∇ψ†·α + iψ†βm. Then ∂_t(ψ†ψ) = (∂_tψ†)ψ + ψ†∂_tψ = −∇ψ†·αψ + imψ†βψ − ψ†α·∇ψ − imψ†βψ = −(∇ψ†·αψ + ψ†α·∇ψ) = −∇·(ψ†αψ). Hence ∂_t(ψ†ψ) + ∇·(ψ†αψ) = 0, and ψ†αψ = ψ̄γψ is the spatial current of Lesson 24.</w:t>
+        <w:t>The term φψ̄₁ψ₂ has total charge q</w:t>
+      </w:r>
+      <w:r>
+        <w:rPr>
+          <w:vertAlign w:val="subscript"/>
+        </w:rPr>
+        <w:t>φ</w:t>
+      </w:r>
+      <w:r>
+        <w:t xml:space="preserve"> − q₁ + q₂, since ψ̄₁ carries −q₁ and ψ₂ carries +q₂ (ψ̄ carries the opposite charge of ψ). Setting this to zero, q</w:t>
+      </w:r>
+      <w:r>
+        <w:rPr>
+          <w:vertAlign w:val="subscript"/>
+        </w:rPr>
+        <w:t>φ</w:t>
+      </w:r>
+      <w:r>
+        <w:t xml:space="preserve"> = q₁ − q₂ = 0 − (−1) = +1, so φ carries charge +e.</w:t>
       </w:r>
     </w:p>
     <w:p>
@@ -3241,13 +6451,76 @@
         <w:rPr>
           <w:b/>
         </w:rPr>
-        <w:t>10.</w:t>
+        <w:t>9.</w:t>
       </w:r>
       <w:r>
         <w:t xml:space="preserve"> </w:t>
       </w:r>
       <w:r>
-        <w:t>D_μψ → (∂_μ + iq(A_μ + ∂_μα))(e^(−iqα)ψ) = e^(−iqα)[∂_μψ − iq(∂_μα)ψ + iqA_μψ + iq(∂_μα)ψ] = e^(−iqα)(∂_μ + iqA_μ)ψ, the terms in ∂_μα cancelling. Since ψ̄ → e^(iqα)ψ̄, the combination ψ̄iγ^μD_μψ → ψ̄iγ^μD_μψ is invariant, and so is the mass term. Expanding, ψ̄iγ^μ(∂_μ + iqA_μ)ψ = ψ̄iγ^μ∂_μψ − qψ̄γ^μψA_μ, so the interaction is −qψ̄γ^μψA_μ = −j^μA_μ.</w:t>
+        <w:t>From i∂</w:t>
+      </w:r>
+      <w:r>
+        <w:rPr>
+          <w:vertAlign w:val="subscript"/>
+        </w:rPr>
+        <w:t>t</w:t>
+      </w:r>
+      <w:r>
+        <w:t>ψ = (−iα·∇ + βm)ψ, ∂</w:t>
+      </w:r>
+      <w:r>
+        <w:rPr>
+          <w:vertAlign w:val="subscript"/>
+        </w:rPr>
+        <w:t>t</w:t>
+      </w:r>
+      <w:r>
+        <w:t>ψ = −α·∇ψ − iβmψ. The Hermitian conjugate, using α and β Hermitian, is ∂</w:t>
+      </w:r>
+      <w:r>
+        <w:rPr>
+          <w:vertAlign w:val="subscript"/>
+        </w:rPr>
+        <w:t>t</w:t>
+      </w:r>
+      <w:r>
+        <w:t>ψ† = −∇ψ†·α + iψ†βm. Then ∂</w:t>
+      </w:r>
+      <w:r>
+        <w:rPr>
+          <w:vertAlign w:val="subscript"/>
+        </w:rPr>
+        <w:t>t</w:t>
+      </w:r>
+      <w:r>
+        <w:t>(ψ†ψ) = (∂</w:t>
+      </w:r>
+      <w:r>
+        <w:rPr>
+          <w:vertAlign w:val="subscript"/>
+        </w:rPr>
+        <w:t>t</w:t>
+      </w:r>
+      <w:r>
+        <w:t>ψ†)ψ + ψ†∂</w:t>
+      </w:r>
+      <w:r>
+        <w:rPr>
+          <w:vertAlign w:val="subscript"/>
+        </w:rPr>
+        <w:t>t</w:t>
+      </w:r>
+      <w:r>
+        <w:t>ψ = −∇ψ†·αψ + imψ†βψ − ψ†α·∇ψ − imψ†βψ = −(∇ψ†·αψ + ψ†α·∇ψ) = −∇·(ψ†αψ). Hence ∂</w:t>
+      </w:r>
+      <w:r>
+        <w:rPr>
+          <w:vertAlign w:val="subscript"/>
+        </w:rPr>
+        <w:t>t</w:t>
+      </w:r>
+      <w:r>
+        <w:t>(ψ†ψ) + ∇·(ψ†αψ) = 0, and ψ†αψ = ψ̄γψ is the spatial current of Lesson 24.</w:t>
       </w:r>
     </w:p>
     <w:p>
@@ -3255,13 +6528,283 @@
         <w:rPr>
           <w:b/>
         </w:rPr>
-        <w:t>11.</w:t>
+        <w:t>10.</w:t>
       </w:r>
       <w:r>
         <w:t xml:space="preserve"> </w:t>
       </w:r>
       <w:r>
-        <w:t>All observables are built from bilinears such as ψ̄Γψ in which ψ and ψ̄ appear together, so a constant phase cancels and no measurement can detect it. A position-dependent phase does not cancel in the derivative, because ∂_μ(e^(−iqα)ψ) contains the extra term −iq(∂_μα)ψ, which acts like a momentum shift proportional to the gradient of the phase. Expectation values that involve derivatives, such as the momentum density or the kinetic term of ℒ, therefore change by a term proportional to ∂_μα, and physics is altered unless a compensating field is included.</w:t>
+        <w:t>D</w:t>
+      </w:r>
+      <w:r>
+        <w:rPr>
+          <w:vertAlign w:val="subscript"/>
+        </w:rPr>
+        <w:t>μ</w:t>
+      </w:r>
+      <w:r>
+        <w:t>ψ → (∂</w:t>
+      </w:r>
+      <w:r>
+        <w:rPr>
+          <w:vertAlign w:val="subscript"/>
+        </w:rPr>
+        <w:t>μ</w:t>
+      </w:r>
+      <w:r>
+        <w:t xml:space="preserve"> + iq(A</w:t>
+      </w:r>
+      <w:r>
+        <w:rPr>
+          <w:vertAlign w:val="subscript"/>
+        </w:rPr>
+        <w:t>μ</w:t>
+      </w:r>
+      <w:r>
+        <w:t xml:space="preserve"> + ∂</w:t>
+      </w:r>
+      <w:r>
+        <w:rPr>
+          <w:vertAlign w:val="subscript"/>
+        </w:rPr>
+        <w:t>μα</w:t>
+      </w:r>
+      <w:r>
+        <w:t>))(e</w:t>
+      </w:r>
+      <w:r>
+        <w:rPr>
+          <w:vertAlign w:val="superscript"/>
+        </w:rPr>
+        <w:t>−iqα</w:t>
+      </w:r>
+      <w:r>
+        <w:t>ψ) = e</w:t>
+      </w:r>
+      <w:r>
+        <w:rPr>
+          <w:vertAlign w:val="superscript"/>
+        </w:rPr>
+        <w:t>−iqα</w:t>
+      </w:r>
+      <w:r>
+        <w:t>[∂</w:t>
+      </w:r>
+      <w:r>
+        <w:rPr>
+          <w:vertAlign w:val="subscript"/>
+        </w:rPr>
+        <w:t>μ</w:t>
+      </w:r>
+      <w:r>
+        <w:t>ψ − iq(∂</w:t>
+      </w:r>
+      <w:r>
+        <w:rPr>
+          <w:vertAlign w:val="subscript"/>
+        </w:rPr>
+        <w:t>μα</w:t>
+      </w:r>
+      <w:r>
+        <w:t>)ψ + iqA</w:t>
+      </w:r>
+      <w:r>
+        <w:rPr>
+          <w:vertAlign w:val="subscript"/>
+        </w:rPr>
+        <w:t>μ</w:t>
+      </w:r>
+      <w:r>
+        <w:t>ψ + iq(∂</w:t>
+      </w:r>
+      <w:r>
+        <w:rPr>
+          <w:vertAlign w:val="subscript"/>
+        </w:rPr>
+        <w:t>μα</w:t>
+      </w:r>
+      <w:r>
+        <w:t>)ψ] = e</w:t>
+      </w:r>
+      <w:r>
+        <w:rPr>
+          <w:vertAlign w:val="superscript"/>
+        </w:rPr>
+        <w:t>−iqα</w:t>
+      </w:r>
+      <w:r>
+        <w:t>(∂</w:t>
+      </w:r>
+      <w:r>
+        <w:rPr>
+          <w:vertAlign w:val="subscript"/>
+        </w:rPr>
+        <w:t>μ</w:t>
+      </w:r>
+      <w:r>
+        <w:t xml:space="preserve"> + iqA</w:t>
+      </w:r>
+      <w:r>
+        <w:rPr>
+          <w:vertAlign w:val="subscript"/>
+        </w:rPr>
+        <w:t>μ</w:t>
+      </w:r>
+      <w:r>
+        <w:t>)ψ, the terms in ∂</w:t>
+      </w:r>
+      <w:r>
+        <w:rPr>
+          <w:vertAlign w:val="subscript"/>
+        </w:rPr>
+        <w:t>μα</w:t>
+      </w:r>
+      <w:r>
+        <w:t xml:space="preserve"> cancelling. Since ψ̄ → e</w:t>
+      </w:r>
+      <w:r>
+        <w:rPr>
+          <w:vertAlign w:val="superscript"/>
+        </w:rPr>
+        <w:t>iqα</w:t>
+      </w:r>
+      <w:r>
+        <w:t>ψ̄, the combination ψ̄iγ</w:t>
+      </w:r>
+      <w:r>
+        <w:rPr>
+          <w:vertAlign w:val="superscript"/>
+        </w:rPr>
+        <w:t>μ</w:t>
+      </w:r>
+      <w:r>
+        <w:t>D</w:t>
+      </w:r>
+      <w:r>
+        <w:rPr>
+          <w:vertAlign w:val="subscript"/>
+        </w:rPr>
+        <w:t>μ</w:t>
+      </w:r>
+      <w:r>
+        <w:t>ψ → ψ̄iγ</w:t>
+      </w:r>
+      <w:r>
+        <w:rPr>
+          <w:vertAlign w:val="superscript"/>
+        </w:rPr>
+        <w:t>μ</w:t>
+      </w:r>
+      <w:r>
+        <w:t>D</w:t>
+      </w:r>
+      <w:r>
+        <w:rPr>
+          <w:vertAlign w:val="subscript"/>
+        </w:rPr>
+        <w:t>μ</w:t>
+      </w:r>
+      <w:r>
+        <w:t>ψ is invariant, and so is the mass term. Expanding, ψ̄iγ</w:t>
+      </w:r>
+      <w:r>
+        <w:rPr>
+          <w:vertAlign w:val="superscript"/>
+        </w:rPr>
+        <w:t>μ</w:t>
+      </w:r>
+      <w:r>
+        <w:t>(∂</w:t>
+      </w:r>
+      <w:r>
+        <w:rPr>
+          <w:vertAlign w:val="subscript"/>
+        </w:rPr>
+        <w:t>μ</w:t>
+      </w:r>
+      <w:r>
+        <w:t xml:space="preserve"> + iqA</w:t>
+      </w:r>
+      <w:r>
+        <w:rPr>
+          <w:vertAlign w:val="subscript"/>
+        </w:rPr>
+        <w:t>μ</w:t>
+      </w:r>
+      <w:r>
+        <w:t>)ψ = ψ̄iγ</w:t>
+      </w:r>
+      <w:r>
+        <w:rPr>
+          <w:vertAlign w:val="superscript"/>
+        </w:rPr>
+        <w:t>μ</w:t>
+      </w:r>
+      <w:r>
+        <w:t>∂</w:t>
+      </w:r>
+      <w:r>
+        <w:rPr>
+          <w:vertAlign w:val="subscript"/>
+        </w:rPr>
+        <w:t>μ</w:t>
+      </w:r>
+      <w:r>
+        <w:t>ψ − qψ̄γ</w:t>
+      </w:r>
+      <w:r>
+        <w:rPr>
+          <w:vertAlign w:val="superscript"/>
+        </w:rPr>
+        <w:t>μ</w:t>
+      </w:r>
+      <w:r>
+        <w:t>ψA</w:t>
+      </w:r>
+      <w:r>
+        <w:rPr>
+          <w:vertAlign w:val="subscript"/>
+        </w:rPr>
+        <w:t>μ</w:t>
+      </w:r>
+      <w:r>
+        <w:t>, so the interaction is −qψ̄γ</w:t>
+      </w:r>
+      <w:r>
+        <w:rPr>
+          <w:vertAlign w:val="superscript"/>
+        </w:rPr>
+        <w:t>μ</w:t>
+      </w:r>
+      <w:r>
+        <w:t>ψA</w:t>
+      </w:r>
+      <w:r>
+        <w:rPr>
+          <w:vertAlign w:val="subscript"/>
+        </w:rPr>
+        <w:t>μ</w:t>
+      </w:r>
+      <w:r>
+        <w:t xml:space="preserve"> = −j</w:t>
+      </w:r>
+      <w:r>
+        <w:rPr>
+          <w:vertAlign w:val="superscript"/>
+        </w:rPr>
+        <w:t>μ</w:t>
+      </w:r>
+      <w:r>
+        <w:t>A</w:t>
+      </w:r>
+      <w:r>
+        <w:rPr>
+          <w:vertAlign w:val="subscript"/>
+        </w:rPr>
+        <w:t>μ</w:t>
+      </w:r>
+      <w:r>
+        <w:t>.</w:t>
       </w:r>
     </w:p>
     <w:p>
@@ -3269,13 +6812,49 @@
         <w:rPr>
           <w:b/>
         </w:rPr>
-        <w:t>12.</w:t>
+        <w:t>11.</w:t>
       </w:r>
       <w:r>
         <w:t xml:space="preserve"> </w:t>
       </w:r>
       <w:r>
-        <w:t>The photon field A_μ enters ℒ = −(1/4)F_μνF^(μν) only through F_μν and carries no phase that rotates under the U(1) of the Dirac field, so [Q, A_μ] = 0 and the photon is neutral; equivalently, no Noether current is built from A_μ. The free Lagrangian density is quadratic in A_μ, so the equation of motion ∂_μF^(μν) = 0 is linear and photon waves superpose without scattering. Interactions between photons arise only indirectly, through charged particles, in the loop diagrams of Lesson 62.</w:t>
+        <w:t>All observables are built from bilinears such as ψ̄Γψ in which ψ and ψ̄ appear together, so a constant phase cancels and no measurement can detect it. A position-dependent phase does not cancel in the derivative, because ∂</w:t>
+      </w:r>
+      <w:r>
+        <w:rPr>
+          <w:vertAlign w:val="subscript"/>
+        </w:rPr>
+        <w:t>μ</w:t>
+      </w:r>
+      <w:r>
+        <w:t>(e</w:t>
+      </w:r>
+      <w:r>
+        <w:rPr>
+          <w:vertAlign w:val="superscript"/>
+        </w:rPr>
+        <w:t>−iqα</w:t>
+      </w:r>
+      <w:r>
+        <w:t>ψ) contains the extra term −iq(∂</w:t>
+      </w:r>
+      <w:r>
+        <w:rPr>
+          <w:vertAlign w:val="subscript"/>
+        </w:rPr>
+        <w:t>μα</w:t>
+      </w:r>
+      <w:r>
+        <w:t>)ψ, which acts like a momentum shift proportional to the gradient of the phase. Expectation values that involve derivatives, such as the momentum density or the kinetic term of ℒ, therefore change by a term proportional to ∂</w:t>
+      </w:r>
+      <w:r>
+        <w:rPr>
+          <w:vertAlign w:val="subscript"/>
+        </w:rPr>
+        <w:t>μα</w:t>
+      </w:r>
+      <w:r>
+        <w:t>, and physics is altered unless a compensating field is included.</w:t>
       </w:r>
     </w:p>
     <w:p>
@@ -3283,13 +6862,94 @@
         <w:rPr>
           <w:b/>
         </w:rPr>
-        <w:t>13.</w:t>
+        <w:t>12.</w:t>
       </w:r>
       <w:r>
         <w:t xml:space="preserve"> </w:t>
       </w:r>
       <w:r>
-        <w:t>γ → e⁻e⁺: initial charge 0, final charge −e + e = 0, allowed. γ → e⁻e⁻: initial 0, final −2e, forbidden. e⁻ → e⁻γ: initial −e, final −e + 0 = −e, allowed by charge conservation (it is forbidden for a free electron by energy-momentum conservation, but it occurs as a virtual process inside larger diagrams).</w:t>
+        <w:t>The photon field A</w:t>
+      </w:r>
+      <w:r>
+        <w:rPr>
+          <w:vertAlign w:val="subscript"/>
+        </w:rPr>
+        <w:t>μ</w:t>
+      </w:r>
+      <w:r>
+        <w:t xml:space="preserve"> enters ℒ = −(1/4)F</w:t>
+      </w:r>
+      <w:r>
+        <w:rPr>
+          <w:vertAlign w:val="subscript"/>
+        </w:rPr>
+        <w:t>μν</w:t>
+      </w:r>
+      <w:r>
+        <w:t>F</w:t>
+      </w:r>
+      <w:r>
+        <w:rPr>
+          <w:vertAlign w:val="superscript"/>
+        </w:rPr>
+        <w:t>μν</w:t>
+      </w:r>
+      <w:r>
+        <w:t xml:space="preserve"> only through F</w:t>
+      </w:r>
+      <w:r>
+        <w:rPr>
+          <w:vertAlign w:val="subscript"/>
+        </w:rPr>
+        <w:t>μν</w:t>
+      </w:r>
+      <w:r>
+        <w:t xml:space="preserve"> and carries no phase that rotates under the U(1) of the Dirac field, so [Q, A</w:t>
+      </w:r>
+      <w:r>
+        <w:rPr>
+          <w:vertAlign w:val="subscript"/>
+        </w:rPr>
+        <w:t>μ</w:t>
+      </w:r>
+      <w:r>
+        <w:t>] = 0 and the photon is neutral; equivalently, no Noether current is built from A</w:t>
+      </w:r>
+      <w:r>
+        <w:rPr>
+          <w:vertAlign w:val="subscript"/>
+        </w:rPr>
+        <w:t>μ</w:t>
+      </w:r>
+      <w:r>
+        <w:t>. The free Lagrangian density is quadratic in A</w:t>
+      </w:r>
+      <w:r>
+        <w:rPr>
+          <w:vertAlign w:val="subscript"/>
+        </w:rPr>
+        <w:t>μ</w:t>
+      </w:r>
+      <w:r>
+        <w:t>, so the equation of motion ∂</w:t>
+      </w:r>
+      <w:r>
+        <w:rPr>
+          <w:vertAlign w:val="subscript"/>
+        </w:rPr>
+        <w:t>μ</w:t>
+      </w:r>
+      <w:r>
+        <w:t>F</w:t>
+      </w:r>
+      <w:r>
+        <w:rPr>
+          <w:vertAlign w:val="superscript"/>
+        </w:rPr>
+        <w:t>μν</w:t>
+      </w:r>
+      <w:r>
+        <w:t xml:space="preserve"> = 0 is linear and photon waves superpose without scattering. Interactions between photons arise only indirectly, through charged particles, in the loop diagrams of Lesson 62.</w:t>
       </w:r>
     </w:p>
     <w:p>
@@ -3297,13 +6957,13 @@
         <w:rPr>
           <w:b/>
         </w:rPr>
-        <w:t>14.</w:t>
+        <w:t>13.</w:t>
       </w:r>
       <w:r>
         <w:t xml:space="preserve"> </w:t>
       </w:r>
       <w:r>
-        <w:t>With [ψ] = 3/2 (Lesson 26, Section 7), ψ̄γ^μψ has dimension 3/2 + 3/2 = 3, and q is dimensionless, so [j^μ] = 3. The volume element d³x has dimension −3, so Q = ∫d³x j⁰ has dimension 3 − 3 = 0, dimensionless.</w:t>
+        <w:t>γ → e⁻e⁺: initial charge 0, final charge −e + e = 0, allowed. γ → e⁻e⁻: initial 0, final −2e, forbidden. e⁻ → e⁻γ: initial −e, final −e + 0 = −e, allowed by charge conservation (it is forbidden for a free electron by energy-momentum conservation, but it occurs as a virtual process inside larger diagrams).</w:t>
       </w:r>
     </w:p>
     <w:p>
@@ -3311,13 +6971,31 @@
         <w:rPr>
           <w:b/>
         </w:rPr>
-        <w:t>15.</w:t>
+        <w:t>14.</w:t>
       </w:r>
       <w:r>
         <w:t xml:space="preserve"> </w:t>
       </w:r>
       <w:r>
-        <w:t>The U(1) symmetry is present for any value of q for each field, so nothing in the Lagrangian density relates the charge of the electron field to that of a proton field, which is not even a field of the theory. Yet measurements of the neutrality of atoms and bulk matter show that the charge of the proton and the charge of the electron are equal in magnitude to better than one part in 10²⁰. The symmetry says charge is conserved, not why charges are what they are.</w:t>
+        <w:t>With [ψ] = 3/2 (Lesson 26, Section 7), ψ̄γ</w:t>
+      </w:r>
+      <w:r>
+        <w:rPr>
+          <w:vertAlign w:val="superscript"/>
+        </w:rPr>
+        <w:t>μ</w:t>
+      </w:r>
+      <w:r>
+        <w:t>ψ has dimension 3/2 + 3/2 = 3, and q is dimensionless, so [j</w:t>
+      </w:r>
+      <w:r>
+        <w:rPr>
+          <w:vertAlign w:val="superscript"/>
+        </w:rPr>
+        <w:t>μ</w:t>
+      </w:r>
+      <w:r>
+        <w:t>] = 3. The volume element d³x has dimension −3, so Q = ∫d³x j⁰ has dimension 3 − 3 = 0, dimensionless.</w:t>
       </w:r>
     </w:p>
     <w:p>
@@ -3325,13 +7003,432 @@
         <w:rPr>
           <w:b/>
         </w:rPr>
+        <w:t>15.</w:t>
+      </w:r>
+      <w:r>
+        <w:t xml:space="preserve"> </w:t>
+      </w:r>
+      <w:r>
+        <w:t>The U(1) symmetry is present for any value of q for each field, so nothing in the Lagrangian density relates the charge of the electron field to that of a proton field, which is not even a field of the theory. Yet measurements of the neutrality of atoms and bulk matter show that the charge of the proton and the charge of the electron are equal in magnitude to better than one part in 10²⁰. The symmetry says charge is conserved, not why charges are what they are.</w:t>
+      </w:r>
+    </w:p>
+    <w:p>
+      <w:r>
+        <w:rPr>
+          <w:b/>
+        </w:rPr>
         <w:t>16.</w:t>
       </w:r>
       <w:r>
         <w:t xml:space="preserve"> </w:t>
       </w:r>
       <w:r>
-        <w:t>Write φ = Σ_k(e^(ik·x)/√V)c_k(t) with c_k(t) = (2ω_k)^(−1/2)(a_ke^(−iω_kt) + b₋ₖ*e^(iω_kt)), obtained by collecting the terms with the same spatial dependence, since the b* term at −k has the same e^(ik·x) as the a term at k. Orthogonality of the e^(ik·x) gives Q = iqΣ_k(c_k*ċ_k − c_kċ_k*). With c_k* = (2ω)^(−1/2)(a_k*e^(iωt) + b₋ₖe^(−iωt)) and ċ_k = (2ω)^(−1/2)(−iωa_ke^(−iωt) + iωb₋ₖ*e^(iωt)), c_k*ċ_k = (i/2)(|b₋ₖ|² − |a_k|²) − Im(a_k*b₋ₖ*e^(2iωt)). The second term is real, so c_k*ċ_k − c_kċ_k* = 2i Im(c_k*ċ_k) = i(|b₋ₖ|² − |a_k|²). Then Q = iq Σ_k i(|b₋ₖ|² − |a_k|²) = qΣ_k(|a_k|² − |b₋ₖ|²), and relabeling k → −k in the b sum gives Q = qΣ_k(|a_k|² − |b_k|²).</w:t>
+        <w:t>Write φ = Σ</w:t>
+      </w:r>
+      <w:r>
+        <w:rPr>
+          <w:vertAlign w:val="subscript"/>
+        </w:rPr>
+        <w:t>k</w:t>
+      </w:r>
+      <w:r>
+        <w:t>(e</w:t>
+      </w:r>
+      <w:r>
+        <w:rPr>
+          <w:vertAlign w:val="superscript"/>
+        </w:rPr>
+        <w:t>ik·x</w:t>
+      </w:r>
+      <w:r>
+        <w:t>/√V)c</w:t>
+      </w:r>
+      <w:r>
+        <w:rPr>
+          <w:vertAlign w:val="subscript"/>
+        </w:rPr>
+        <w:t>k</w:t>
+      </w:r>
+      <w:r>
+        <w:t>(t) with c</w:t>
+      </w:r>
+      <w:r>
+        <w:rPr>
+          <w:vertAlign w:val="subscript"/>
+        </w:rPr>
+        <w:t>k</w:t>
+      </w:r>
+      <w:r>
+        <w:t>(t) = (2ω</w:t>
+      </w:r>
+      <w:r>
+        <w:rPr>
+          <w:vertAlign w:val="subscript"/>
+        </w:rPr>
+        <w:t>k</w:t>
+      </w:r>
+      <w:r>
+        <w:t>)</w:t>
+      </w:r>
+      <w:r>
+        <w:rPr>
+          <w:vertAlign w:val="superscript"/>
+        </w:rPr>
+        <w:t>−1/2</w:t>
+      </w:r>
+      <w:r>
+        <w:t>(a</w:t>
+      </w:r>
+      <w:r>
+        <w:rPr>
+          <w:vertAlign w:val="subscript"/>
+        </w:rPr>
+        <w:t>k</w:t>
+      </w:r>
+      <w:r>
+        <w:t>e</w:t>
+      </w:r>
+      <w:r>
+        <w:rPr>
+          <w:vertAlign w:val="superscript"/>
+        </w:rPr>
+        <w:t>−iωₖt</w:t>
+      </w:r>
+      <w:r>
+        <w:t xml:space="preserve"> + b₋ₖ*e</w:t>
+      </w:r>
+      <w:r>
+        <w:rPr>
+          <w:vertAlign w:val="superscript"/>
+        </w:rPr>
+        <w:t>iωₖt</w:t>
+      </w:r>
+      <w:r>
+        <w:t>), obtained by collecting the terms with the same spatial dependence, since the b* term at −k has the same e</w:t>
+      </w:r>
+      <w:r>
+        <w:rPr>
+          <w:vertAlign w:val="superscript"/>
+        </w:rPr>
+        <w:t>ik·x</w:t>
+      </w:r>
+      <w:r>
+        <w:t xml:space="preserve"> as the a term at k. Orthogonality of the e</w:t>
+      </w:r>
+      <w:r>
+        <w:rPr>
+          <w:vertAlign w:val="superscript"/>
+        </w:rPr>
+        <w:t>ik·x</w:t>
+      </w:r>
+      <w:r>
+        <w:t xml:space="preserve"> gives Q = iqΣ</w:t>
+      </w:r>
+      <w:r>
+        <w:rPr>
+          <w:vertAlign w:val="subscript"/>
+        </w:rPr>
+        <w:t>k</w:t>
+      </w:r>
+      <w:r>
+        <w:t>(c</w:t>
+      </w:r>
+      <w:r>
+        <w:rPr>
+          <w:vertAlign w:val="subscript"/>
+        </w:rPr>
+        <w:t>k*</w:t>
+      </w:r>
+      <w:r>
+        <w:t>ċ</w:t>
+      </w:r>
+      <w:r>
+        <w:rPr>
+          <w:vertAlign w:val="subscript"/>
+        </w:rPr>
+        <w:t>k</w:t>
+      </w:r>
+      <w:r>
+        <w:t xml:space="preserve"> − c</w:t>
+      </w:r>
+      <w:r>
+        <w:rPr>
+          <w:vertAlign w:val="subscript"/>
+        </w:rPr>
+        <w:t>k</w:t>
+      </w:r>
+      <w:r>
+        <w:t>ċ</w:t>
+      </w:r>
+      <w:r>
+        <w:rPr>
+          <w:vertAlign w:val="subscript"/>
+        </w:rPr>
+        <w:t>k*</w:t>
+      </w:r>
+      <w:r>
+        <w:t>). With c</w:t>
+      </w:r>
+      <w:r>
+        <w:rPr>
+          <w:vertAlign w:val="subscript"/>
+        </w:rPr>
+        <w:t>k*</w:t>
+      </w:r>
+      <w:r>
+        <w:t xml:space="preserve"> = (2ω)</w:t>
+      </w:r>
+      <w:r>
+        <w:rPr>
+          <w:vertAlign w:val="superscript"/>
+        </w:rPr>
+        <w:t>−1/2</w:t>
+      </w:r>
+      <w:r>
+        <w:t>(a</w:t>
+      </w:r>
+      <w:r>
+        <w:rPr>
+          <w:vertAlign w:val="subscript"/>
+        </w:rPr>
+        <w:t>k*</w:t>
+      </w:r>
+      <w:r>
+        <w:t>e</w:t>
+      </w:r>
+      <w:r>
+        <w:rPr>
+          <w:vertAlign w:val="superscript"/>
+        </w:rPr>
+        <w:t>iωt</w:t>
+      </w:r>
+      <w:r>
+        <w:t xml:space="preserve"> + b₋ₖe</w:t>
+      </w:r>
+      <w:r>
+        <w:rPr>
+          <w:vertAlign w:val="superscript"/>
+        </w:rPr>
+        <w:t>−iωt</w:t>
+      </w:r>
+      <w:r>
+        <w:t>) and ċ</w:t>
+      </w:r>
+      <w:r>
+        <w:rPr>
+          <w:vertAlign w:val="subscript"/>
+        </w:rPr>
+        <w:t>k</w:t>
+      </w:r>
+      <w:r>
+        <w:t xml:space="preserve"> = (2ω)</w:t>
+      </w:r>
+      <w:r>
+        <w:rPr>
+          <w:vertAlign w:val="superscript"/>
+        </w:rPr>
+        <w:t>−1/2</w:t>
+      </w:r>
+      <w:r>
+        <w:t>(−iωa</w:t>
+      </w:r>
+      <w:r>
+        <w:rPr>
+          <w:vertAlign w:val="subscript"/>
+        </w:rPr>
+        <w:t>k</w:t>
+      </w:r>
+      <w:r>
+        <w:t>e</w:t>
+      </w:r>
+      <w:r>
+        <w:rPr>
+          <w:vertAlign w:val="superscript"/>
+        </w:rPr>
+        <w:t>−iωt</w:t>
+      </w:r>
+      <w:r>
+        <w:t xml:space="preserve"> + iωb₋ₖ*e</w:t>
+      </w:r>
+      <w:r>
+        <w:rPr>
+          <w:vertAlign w:val="superscript"/>
+        </w:rPr>
+        <w:t>iωt</w:t>
+      </w:r>
+      <w:r>
+        <w:t>), c</w:t>
+      </w:r>
+      <w:r>
+        <w:rPr>
+          <w:vertAlign w:val="subscript"/>
+        </w:rPr>
+        <w:t>k*</w:t>
+      </w:r>
+      <w:r>
+        <w:t>ċ</w:t>
+      </w:r>
+      <w:r>
+        <w:rPr>
+          <w:vertAlign w:val="subscript"/>
+        </w:rPr>
+        <w:t>k</w:t>
+      </w:r>
+      <w:r>
+        <w:t xml:space="preserve"> = (i/2)(|b₋ₖ|² − |a</w:t>
+      </w:r>
+      <w:r>
+        <w:rPr>
+          <w:vertAlign w:val="subscript"/>
+        </w:rPr>
+        <w:t>k</w:t>
+      </w:r>
+      <w:r>
+        <w:t>|²) − Im(a</w:t>
+      </w:r>
+      <w:r>
+        <w:rPr>
+          <w:vertAlign w:val="subscript"/>
+        </w:rPr>
+        <w:t>k*</w:t>
+      </w:r>
+      <w:r>
+        <w:t>b₋ₖ*e</w:t>
+      </w:r>
+      <w:r>
+        <w:rPr>
+          <w:vertAlign w:val="superscript"/>
+        </w:rPr>
+        <w:t>2iωt</w:t>
+      </w:r>
+      <w:r>
+        <w:t>). The second term is real, so c</w:t>
+      </w:r>
+      <w:r>
+        <w:rPr>
+          <w:vertAlign w:val="subscript"/>
+        </w:rPr>
+        <w:t>k*</w:t>
+      </w:r>
+      <w:r>
+        <w:t>ċ</w:t>
+      </w:r>
+      <w:r>
+        <w:rPr>
+          <w:vertAlign w:val="subscript"/>
+        </w:rPr>
+        <w:t>k</w:t>
+      </w:r>
+      <w:r>
+        <w:t xml:space="preserve"> − c</w:t>
+      </w:r>
+      <w:r>
+        <w:rPr>
+          <w:vertAlign w:val="subscript"/>
+        </w:rPr>
+        <w:t>k</w:t>
+      </w:r>
+      <w:r>
+        <w:t>ċ</w:t>
+      </w:r>
+      <w:r>
+        <w:rPr>
+          <w:vertAlign w:val="subscript"/>
+        </w:rPr>
+        <w:t>k*</w:t>
+      </w:r>
+      <w:r>
+        <w:t xml:space="preserve"> = 2i Im(c</w:t>
+      </w:r>
+      <w:r>
+        <w:rPr>
+          <w:vertAlign w:val="subscript"/>
+        </w:rPr>
+        <w:t>k*</w:t>
+      </w:r>
+      <w:r>
+        <w:t>ċ</w:t>
+      </w:r>
+      <w:r>
+        <w:rPr>
+          <w:vertAlign w:val="subscript"/>
+        </w:rPr>
+        <w:t>k</w:t>
+      </w:r>
+      <w:r>
+        <w:t>) = i(|b₋ₖ|² − |a</w:t>
+      </w:r>
+      <w:r>
+        <w:rPr>
+          <w:vertAlign w:val="subscript"/>
+        </w:rPr>
+        <w:t>k</w:t>
+      </w:r>
+      <w:r>
+        <w:t>|²). Then Q = iq Σ</w:t>
+      </w:r>
+      <w:r>
+        <w:rPr>
+          <w:vertAlign w:val="subscript"/>
+        </w:rPr>
+        <w:t>k</w:t>
+      </w:r>
+      <w:r>
+        <w:t xml:space="preserve"> i(|b₋ₖ|² − |a</w:t>
+      </w:r>
+      <w:r>
+        <w:rPr>
+          <w:vertAlign w:val="subscript"/>
+        </w:rPr>
+        <w:t>k</w:t>
+      </w:r>
+      <w:r>
+        <w:t>|²) = qΣ</w:t>
+      </w:r>
+      <w:r>
+        <w:rPr>
+          <w:vertAlign w:val="subscript"/>
+        </w:rPr>
+        <w:t>k</w:t>
+      </w:r>
+      <w:r>
+        <w:t>(|a</w:t>
+      </w:r>
+      <w:r>
+        <w:rPr>
+          <w:vertAlign w:val="subscript"/>
+        </w:rPr>
+        <w:t>k</w:t>
+      </w:r>
+      <w:r>
+        <w:t>|² − |b₋ₖ|²), and relabeling k → −k in the b sum gives Q = qΣ</w:t>
+      </w:r>
+      <w:r>
+        <w:rPr>
+          <w:vertAlign w:val="subscript"/>
+        </w:rPr>
+        <w:t>k</w:t>
+      </w:r>
+      <w:r>
+        <w:t>(|a</w:t>
+      </w:r>
+      <w:r>
+        <w:rPr>
+          <w:vertAlign w:val="subscript"/>
+        </w:rPr>
+        <w:t>k</w:t>
+      </w:r>
+      <w:r>
+        <w:t>|² − |b</w:t>
+      </w:r>
+      <w:r>
+        <w:rPr>
+          <w:vertAlign w:val="subscript"/>
+        </w:rPr>
+        <w:t>k</w:t>
+      </w:r>
+      <w:r>
+        <w:t>|²).</w:t>
       </w:r>
     </w:p>
     <w:p>
@@ -3339,71 +7436,12 @@
         <w:pStyle w:val="Heading2"/>
       </w:pPr>
       <w:r>
-        <w:t>Mastery checklist</w:t>
+        <w:t>Mastery check</w:t>
       </w:r>
     </w:p>
     <w:p>
-      <w:pPr>
-        <w:pStyle w:val="ListBullet"/>
-      </w:pPr>
-      <w:r>
-        <w:t>I can write the phase transformation of the Dirac and complex scalar fields and show the Lagrangian densities are invariant.</w:t>
-      </w:r>
-    </w:p>
-    <w:p>
-      <w:pPr>
-        <w:pStyle w:val="ListBullet"/>
-      </w:pPr>
-      <w:r>
-        <w:t>I can compute the Noether current and charge of each field with the sign convention that gives particles positive charge.</w:t>
-      </w:r>
-    </w:p>
-    <w:p>
-      <w:pPr>
-        <w:pStyle w:val="ListBullet"/>
-      </w:pPr>
-      <w:r>
-        <w:t>I can show that the charge generates the symmetry and derive [Q, φ] = −qφ.</w:t>
-      </w:r>
-    </w:p>
-    <w:p>
-      <w:pPr>
-        <w:pStyle w:val="ListBullet"/>
-      </w:pPr>
-      <w:r>
-        <w:t>I can derive and apply the charge selection rule to an interaction operator.</w:t>
-      </w:r>
-    </w:p>
-    <w:p>
-      <w:pPr>
-        <w:pStyle w:val="ListBullet"/>
-      </w:pPr>
-      <w:r>
-        <w:t>I can identify the charges of particles and antiparticles from the signs of the charge density of positive- and negative-frequency modes.</w:t>
-      </w:r>
-    </w:p>
-    <w:p>
-      <w:pPr>
-        <w:pStyle w:val="ListBullet"/>
-      </w:pPr>
-      <w:r>
-        <w:t>I can explain why separate Dirac fields have separately conserved numbers and apply this to electron and muon number.</w:t>
-      </w:r>
-    </w:p>
-    <w:p>
-      <w:pPr>
-        <w:pStyle w:val="ListBullet"/>
-      </w:pPr>
-      <w:r>
-        <w:t>I can compute the change of the Dirac Lagrangian density under a local phase and identify it with (∂_μα)j^μ.</w:t>
-      </w:r>
-    </w:p>
-    <w:p>
-      <w:pPr>
-        <w:pStyle w:val="ListBullet"/>
-      </w:pPr>
-      <w:r>
-        <w:t>I can show how the field A_μ and the covariant derivative D_μ = ∂_μ + iqA_μ cancel this change.</w:t>
+      <w:r>
+        <w:t>Before moving on, do the Core exercises without looking at the solutions and state this lesson's main result from memory. If both go smoothly, continue; if not, reread the sections the missed exercises cite.</w:t>
       </w:r>
     </w:p>
     <w:p>
@@ -3455,7 +7493,7 @@
         <w:color w:val="5A5A5A"/>
         <w:sz w:val="16"/>
       </w:rPr>
-      <w:t>QED Course   Lesson 31</w:t>
+      <w:t>A QED Course   Lesson 31</w:t>
     </w:r>
   </w:p>
 </w:hdr>
